--- a/7. Modul 7 - Django URL, Views, Template.docx
+++ b/7. Modul 7 - Django URL, Views, Template.docx
@@ -37,7 +37,7 @@
     </w:p>
     <w:p>
       <w:pPr>
-        <w:ind w:left="6521" w:firstLine="720"/>
+        <w:ind w:left="4820"/>
         <w:jc w:val="right"/>
         <w:rPr>
           <w:rFonts w:ascii="Calibri" w:hAnsi="Calibri" w:cs="Calibri"/>
@@ -743,7 +743,29 @@
     </w:p>
     <w:p>
       <w:pPr>
-        <w:pStyle w:val="NormalWeb"/>
+        <w:spacing w:before="100" w:beforeAutospacing="1" w:after="100" w:afterAutospacing="1"/>
+        <w:ind w:left="720"/>
+        <w:jc w:val="both"/>
+      </w:pPr>
+    </w:p>
+    <w:p>
+      <w:pPr>
+        <w:spacing w:before="100" w:beforeAutospacing="1" w:after="100" w:afterAutospacing="1"/>
+        <w:ind w:left="720"/>
+        <w:jc w:val="both"/>
+      </w:pPr>
+    </w:p>
+    <w:p>
+      <w:pPr>
+        <w:spacing w:before="100" w:beforeAutospacing="1" w:after="100" w:afterAutospacing="1"/>
+        <w:ind w:left="720"/>
+        <w:jc w:val="both"/>
+      </w:pPr>
+    </w:p>
+    <w:p>
+      <w:pPr>
+        <w:spacing w:before="100" w:beforeAutospacing="1" w:after="100" w:afterAutospacing="1"/>
+        <w:ind w:left="720"/>
         <w:jc w:val="both"/>
       </w:pPr>
     </w:p>
@@ -772,6 +794,7 @@
           <w:sz w:val="24"/>
           <w:szCs w:val="24"/>
         </w:rPr>
+        <w:lastRenderedPageBreak/>
         <w:t>Django URLs</w:t>
       </w:r>
     </w:p>
@@ -800,7 +823,19 @@
         <w:rPr>
           <w:rFonts w:ascii="Calibri" w:hAnsi="Calibri" w:cs="Calibri"/>
         </w:rPr>
-        <w:t xml:space="preserve"> Anda.</w:t>
+        <w:t xml:space="preserve"> </w:t>
+      </w:r>
+      <w:r>
+        <w:rPr>
+          <w:rFonts w:ascii="Calibri" w:hAnsi="Calibri" w:cs="Calibri"/>
+        </w:rPr>
+        <w:t>kita</w:t>
+      </w:r>
+      <w:r>
+        <w:rPr>
+          <w:rFonts w:ascii="Calibri" w:hAnsi="Calibri" w:cs="Calibri"/>
+        </w:rPr>
+        <w:t>.</w:t>
       </w:r>
     </w:p>
     <w:p>
@@ -818,7 +853,6 @@
           <w:sz w:val="20"/>
           <w:szCs w:val="20"/>
         </w:rPr>
-        <w:lastRenderedPageBreak/>
         <w:t>mysite/urls.py</w:t>
       </w:r>
       <w:r>
@@ -930,7 +964,31 @@
         <w:rPr>
           <w:rFonts w:ascii="Calibri" w:hAnsi="Calibri" w:cs="Calibri"/>
         </w:rPr>
-        <w:t>nya sendiri. Ini membuat aplikasi menjadi modular dan mudah digunakan kembali di proyek lain</w:t>
+        <w:t xml:space="preserve">nya sendiri. </w:t>
+      </w:r>
+      <w:r>
+        <w:rPr>
+          <w:rFonts w:ascii="Calibri" w:hAnsi="Calibri" w:cs="Calibri"/>
+        </w:rPr>
+        <w:t>Hal i</w:t>
+      </w:r>
+      <w:r>
+        <w:rPr>
+          <w:rFonts w:ascii="Calibri" w:hAnsi="Calibri" w:cs="Calibri"/>
+        </w:rPr>
+        <w:t xml:space="preserve">ni </w:t>
+      </w:r>
+      <w:r>
+        <w:rPr>
+          <w:rFonts w:ascii="Calibri" w:hAnsi="Calibri" w:cs="Calibri"/>
+        </w:rPr>
+        <w:t xml:space="preserve">akan </w:t>
+      </w:r>
+      <w:r>
+        <w:rPr>
+          <w:rFonts w:ascii="Calibri" w:hAnsi="Calibri" w:cs="Calibri"/>
+        </w:rPr>
+        <w:t>membuat aplikasi menjadi modular dan mudah digunakan kembali di proyek lain</w:t>
       </w:r>
       <w:r>
         <w:t>.</w:t>
@@ -2223,6 +2281,7 @@
           <w:sz w:val="20"/>
           <w:szCs w:val="20"/>
         </w:rPr>
+        <w:lastRenderedPageBreak/>
         <w:t>render()</w:t>
       </w:r>
       <w:r>
@@ -2319,8 +2378,6 @@
         <w:t>.</w:t>
       </w:r>
     </w:p>
-    <w:p/>
-    <w:p/>
     <w:p>
       <w:pPr>
         <w:pStyle w:val="Heading3"/>
@@ -2342,7 +2399,6 @@
           <w:sz w:val="24"/>
           <w:szCs w:val="24"/>
         </w:rPr>
-        <w:lastRenderedPageBreak/>
         <w:t>Django Templates</w:t>
       </w:r>
     </w:p>
@@ -2969,6 +3025,24 @@
     </w:p>
     <w:p/>
     <w:p/>
+    <w:p/>
+    <w:p/>
+    <w:p/>
+    <w:p/>
+    <w:p/>
+    <w:p/>
+    <w:p/>
+    <w:p/>
+    <w:p/>
+    <w:p/>
+    <w:p/>
+    <w:p/>
+    <w:p/>
+    <w:p/>
+    <w:p/>
+    <w:p/>
+    <w:p/>
+    <w:p/>
     <w:p>
       <w:pPr>
         <w:pStyle w:val="ListParagraph"/>
@@ -3044,6 +3118,7 @@
           <w:numId w:val="198"/>
         </w:numPr>
         <w:spacing w:line="276" w:lineRule="auto"/>
+        <w:ind w:left="426"/>
         <w:jc w:val="both"/>
         <w:rPr>
           <w:rFonts w:ascii="Calibri" w:hAnsi="Calibri" w:cs="Calibri"/>
@@ -3063,6 +3138,7 @@
           <w:ilvl w:val="0"/>
           <w:numId w:val="198"/>
         </w:numPr>
+        <w:ind w:left="426"/>
         <w:jc w:val="both"/>
         <w:rPr>
           <w:rFonts w:ascii="Calibri" w:hAnsi="Calibri" w:cs="Calibri"/>
@@ -3103,7 +3179,17 @@
     </w:p>
     <w:p>
       <w:pPr>
+        <w:pStyle w:val="ListParagraph"/>
         <w:ind w:left="426"/>
+        <w:jc w:val="both"/>
+        <w:rPr>
+          <w:rFonts w:ascii="Calibri" w:hAnsi="Calibri" w:cs="Calibri"/>
+        </w:rPr>
+      </w:pPr>
+    </w:p>
+    <w:p>
+      <w:pPr>
+        <w:ind w:left="142"/>
         <w:jc w:val="both"/>
         <w:rPr>
           <w:rFonts w:ascii="Courier New" w:hAnsi="Courier New" w:cs="Courier New"/>
@@ -3145,7 +3231,7 @@
           <w:tab w:val="left" w:pos="14656"/>
         </w:tabs>
         <w:spacing w:line="270" w:lineRule="atLeast"/>
-        <w:ind w:left="720"/>
+        <w:ind w:left="142"/>
         <w:rPr>
           <w:rFonts w:ascii="Consolas" w:hAnsi="Consolas" w:cs="Consolas"/>
           <w:color w:val="5C5C5C"/>
@@ -3175,6 +3261,7 @@
     <w:p>
       <w:pPr>
         <w:spacing w:line="276" w:lineRule="auto"/>
+        <w:ind w:left="426"/>
         <w:jc w:val="both"/>
         <w:rPr>
           <w:rFonts w:ascii="Calibri" w:hAnsi="Calibri" w:cs="Calibri"/>
@@ -3207,17 +3294,6 @@
         </w:rPr>
         <w:t>Membuat URL untuk daftar Posting</w:t>
       </w:r>
-    </w:p>
-    <w:p>
-      <w:pPr>
-        <w:spacing w:line="276" w:lineRule="auto"/>
-        <w:jc w:val="both"/>
-        <w:rPr>
-          <w:rFonts w:ascii="Calibri" w:hAnsi="Calibri" w:cs="Calibri"/>
-          <w:b/>
-          <w:bCs/>
-        </w:rPr>
-      </w:pPr>
     </w:p>
     <w:p>
       <w:pPr>
@@ -3229,7 +3305,13 @@
         <w:spacing w:before="100" w:beforeAutospacing="1" w:after="100" w:afterAutospacing="1"/>
       </w:pPr>
       <w:r>
-        <w:t xml:space="preserve">Di dalam direktori aplikasi </w:t>
+        <w:rPr>
+          <w:rFonts w:ascii="Calibri" w:hAnsi="Calibri" w:cs="Calibri"/>
+        </w:rPr>
+        <w:t>Di dalam direktori aplikasi</w:t>
+      </w:r>
+      <w:r>
+        <w:t xml:space="preserve"> </w:t>
       </w:r>
       <w:r>
         <w:rPr>
@@ -3240,7 +3322,16 @@
         <w:t>blog</w:t>
       </w:r>
       <w:r>
-        <w:t xml:space="preserve">, buat sebuah file baru bernama </w:t>
+        <w:t xml:space="preserve">, </w:t>
+      </w:r>
+      <w:r>
+        <w:rPr>
+          <w:rFonts w:ascii="Calibri" w:hAnsi="Calibri" w:cs="Calibri"/>
+        </w:rPr>
+        <w:t>buat sebuah file baru bernama</w:t>
+      </w:r>
+      <w:r>
+        <w:t xml:space="preserve"> </w:t>
       </w:r>
       <w:r>
         <w:rPr>
@@ -3262,9 +3353,19 @@
           <w:numId w:val="156"/>
         </w:numPr>
         <w:spacing w:before="100" w:beforeAutospacing="1" w:after="100" w:afterAutospacing="1"/>
-      </w:pPr>
-      <w:r>
-        <w:t xml:space="preserve">Isi file </w:t>
+        <w:jc w:val="both"/>
+        <w:rPr>
+          <w:rFonts w:ascii="Calibri" w:hAnsi="Calibri" w:cs="Calibri"/>
+        </w:rPr>
+      </w:pPr>
+      <w:r>
+        <w:rPr>
+          <w:rFonts w:ascii="Calibri" w:hAnsi="Calibri" w:cs="Calibri"/>
+        </w:rPr>
+        <w:t>Isi file</w:t>
+      </w:r>
+      <w:r>
+        <w:t xml:space="preserve"> </w:t>
       </w:r>
       <w:r>
         <w:rPr>
@@ -3275,7 +3376,13 @@
         <w:t>blog/urls.py</w:t>
       </w:r>
       <w:r>
-        <w:t xml:space="preserve"> dengan kode berikut untuk mendefinisikan URL utama aplikasi blog.</w:t>
+        <w:t xml:space="preserve"> </w:t>
+      </w:r>
+      <w:r>
+        <w:rPr>
+          <w:rFonts w:ascii="Calibri" w:hAnsi="Calibri" w:cs="Calibri"/>
+        </w:rPr>
+        <w:t>dengan kode berikut untuk mendefinisikan URL utama aplikasi blog.</w:t>
       </w:r>
     </w:p>
     <w:p>
@@ -3301,7 +3408,7 @@
           <w:left w:val="single" w:sz="18" w:space="0" w:color="6CE26C"/>
         </w:pBdr>
         <w:spacing w:line="270" w:lineRule="atLeast"/>
-        <w:ind w:left="1395"/>
+        <w:ind w:left="567"/>
         <w:rPr>
           <w:rFonts w:ascii="Consolas" w:hAnsi="Consolas" w:cs="Consolas"/>
           <w:color w:val="5C5C5C"/>
@@ -3332,7 +3439,7 @@
         </w:pBdr>
         <w:shd w:val="clear" w:color="auto" w:fill="F8F8F8"/>
         <w:spacing w:line="270" w:lineRule="atLeast"/>
-        <w:ind w:left="1395"/>
+        <w:ind w:left="567"/>
         <w:rPr>
           <w:rFonts w:ascii="Consolas" w:hAnsi="Consolas" w:cs="Consolas"/>
           <w:color w:val="5C5C5C"/>
@@ -3387,7 +3494,7 @@
           <w:left w:val="single" w:sz="18" w:space="0" w:color="6CE26C"/>
         </w:pBdr>
         <w:spacing w:line="270" w:lineRule="atLeast"/>
-        <w:ind w:left="1395"/>
+        <w:ind w:left="567"/>
         <w:rPr>
           <w:rFonts w:ascii="Consolas" w:hAnsi="Consolas" w:cs="Consolas"/>
           <w:color w:val="5C5C5C"/>
@@ -3443,7 +3550,7 @@
         </w:pBdr>
         <w:shd w:val="clear" w:color="auto" w:fill="F8F8F8"/>
         <w:spacing w:line="270" w:lineRule="atLeast"/>
-        <w:ind w:left="1395"/>
+        <w:ind w:left="567"/>
         <w:rPr>
           <w:rFonts w:ascii="Consolas" w:hAnsi="Consolas" w:cs="Consolas"/>
           <w:color w:val="5C5C5C"/>
@@ -3462,7 +3569,7 @@
           <w:left w:val="single" w:sz="18" w:space="0" w:color="6CE26C"/>
         </w:pBdr>
         <w:spacing w:line="270" w:lineRule="atLeast"/>
-        <w:ind w:left="1395"/>
+        <w:ind w:left="567"/>
         <w:rPr>
           <w:rFonts w:ascii="Consolas" w:hAnsi="Consolas" w:cs="Consolas"/>
           <w:color w:val="5C5C5C"/>
@@ -3477,7 +3584,6 @@
           <w:sz w:val="21"/>
           <w:szCs w:val="21"/>
         </w:rPr>
-        <w:lastRenderedPageBreak/>
         <w:t>urlpatterns = [</w:t>
       </w:r>
     </w:p>
@@ -3492,7 +3598,7 @@
         </w:pBdr>
         <w:shd w:val="clear" w:color="auto" w:fill="F8F8F8"/>
         <w:spacing w:line="270" w:lineRule="atLeast"/>
-        <w:ind w:left="1395"/>
+        <w:ind w:left="567"/>
         <w:rPr>
           <w:rFonts w:ascii="Consolas" w:hAnsi="Consolas" w:cs="Consolas"/>
           <w:color w:val="5C5C5C"/>
@@ -3556,7 +3662,7 @@
           <w:left w:val="single" w:sz="18" w:space="0" w:color="6CE26C"/>
         </w:pBdr>
         <w:spacing w:line="270" w:lineRule="atLeast"/>
-        <w:ind w:left="1395"/>
+        <w:ind w:left="567"/>
         <w:rPr>
           <w:rFonts w:ascii="Consolas" w:hAnsi="Consolas" w:cs="Consolas"/>
           <w:color w:val="5C5C5C"/>
@@ -3582,9 +3688,16 @@
           <w:numId w:val="156"/>
         </w:numPr>
         <w:spacing w:before="100" w:beforeAutospacing="1" w:after="100" w:afterAutospacing="1"/>
-      </w:pPr>
-      <w:r>
-        <w:t xml:space="preserve">Sekarang, kita perlu "menghubungkan" file </w:t>
+        <w:jc w:val="both"/>
+      </w:pPr>
+      <w:r>
+        <w:rPr>
+          <w:rFonts w:ascii="Calibri" w:hAnsi="Calibri" w:cs="Calibri"/>
+        </w:rPr>
+        <w:t>Sekarang, kita perlu "menghubungkan" file</w:t>
+      </w:r>
+      <w:r>
+        <w:t xml:space="preserve"> </w:t>
       </w:r>
       <w:r>
         <w:rPr>
@@ -3595,7 +3708,16 @@
         <w:t>blog/urls.py</w:t>
       </w:r>
       <w:r>
-        <w:t xml:space="preserve"> ini ke proyek utama. Buka file </w:t>
+        <w:t xml:space="preserve"> </w:t>
+      </w:r>
+      <w:r>
+        <w:rPr>
+          <w:rFonts w:ascii="Calibri" w:hAnsi="Calibri" w:cs="Calibri"/>
+        </w:rPr>
+        <w:t>ini ke proyek utama. Buka file</w:t>
+      </w:r>
+      <w:r>
+        <w:t xml:space="preserve"> </w:t>
       </w:r>
       <w:r>
         <w:rPr>
@@ -3617,9 +3739,19 @@
           <w:numId w:val="156"/>
         </w:numPr>
         <w:spacing w:before="100" w:beforeAutospacing="1" w:after="100" w:afterAutospacing="1"/>
-      </w:pPr>
-      <w:r>
-        <w:t xml:space="preserve">Modifikasi </w:t>
+        <w:jc w:val="both"/>
+        <w:rPr>
+          <w:rFonts w:ascii="Calibri" w:hAnsi="Calibri" w:cs="Calibri"/>
+        </w:rPr>
+      </w:pPr>
+      <w:r>
+        <w:rPr>
+          <w:rFonts w:ascii="Calibri" w:hAnsi="Calibri" w:cs="Calibri"/>
+        </w:rPr>
+        <w:t>Modifikasi</w:t>
+      </w:r>
+      <w:r>
+        <w:t xml:space="preserve"> </w:t>
       </w:r>
       <w:r>
         <w:rPr>
@@ -3630,7 +3762,16 @@
         <w:t>mysite/urls.py</w:t>
       </w:r>
       <w:r>
-        <w:t xml:space="preserve"> untuk menggunakan </w:t>
+        <w:t xml:space="preserve"> </w:t>
+      </w:r>
+      <w:r>
+        <w:rPr>
+          <w:rFonts w:ascii="Calibri" w:hAnsi="Calibri" w:cs="Calibri"/>
+        </w:rPr>
+        <w:t>untuk menggunakan</w:t>
+      </w:r>
+      <w:r>
+        <w:t xml:space="preserve"> </w:t>
       </w:r>
       <w:r>
         <w:rPr>
@@ -3641,7 +3782,16 @@
         <w:t>include()</w:t>
       </w:r>
       <w:r>
-        <w:t xml:space="preserve"> agar semua URL dari aplikasi </w:t>
+        <w:t xml:space="preserve"> </w:t>
+      </w:r>
+      <w:r>
+        <w:rPr>
+          <w:rFonts w:ascii="Calibri" w:hAnsi="Calibri" w:cs="Calibri"/>
+        </w:rPr>
+        <w:t>agar semua URL dari aplikasi</w:t>
+      </w:r>
+      <w:r>
+        <w:t xml:space="preserve"> </w:t>
       </w:r>
       <w:r>
         <w:rPr>
@@ -3652,13 +3802,16 @@
         <w:t>blog</w:t>
       </w:r>
       <w:r>
-        <w:t xml:space="preserve"> terdaftar di proyek.</w:t>
-      </w:r>
-      <w:r>
         <w:t xml:space="preserve"> </w:t>
       </w:r>
       <w:r>
-        <w:t>Ini berarti setiap permintaan ke URL root (</w:t>
+        <w:rPr>
+          <w:rFonts w:ascii="Calibri" w:hAnsi="Calibri" w:cs="Calibri"/>
+        </w:rPr>
+        <w:t>terdaftar di proyek. Ini berarti setiap permintaan ke URL root</w:t>
+      </w:r>
+      <w:r>
+        <w:t xml:space="preserve"> (</w:t>
       </w:r>
       <w:r>
         <w:rPr>
@@ -3669,7 +3822,16 @@
         <w:t>http://127.0.0.1:8000/</w:t>
       </w:r>
       <w:r>
-        <w:t xml:space="preserve">) akan diteruskan ke </w:t>
+        <w:t xml:space="preserve">) </w:t>
+      </w:r>
+      <w:r>
+        <w:rPr>
+          <w:rFonts w:ascii="Calibri" w:hAnsi="Calibri" w:cs="Calibri"/>
+        </w:rPr>
+        <w:t>akan diteruskan ke</w:t>
+      </w:r>
+      <w:r>
+        <w:t xml:space="preserve"> </w:t>
       </w:r>
       <w:r>
         <w:rPr>
@@ -3680,7 +3842,13 @@
         <w:t>blog/urls.py</w:t>
       </w:r>
       <w:r>
-        <w:t xml:space="preserve"> untuk diproses lebih lanjut.</w:t>
+        <w:t xml:space="preserve"> </w:t>
+      </w:r>
+      <w:r>
+        <w:rPr>
+          <w:rFonts w:ascii="Calibri" w:hAnsi="Calibri" w:cs="Calibri"/>
+        </w:rPr>
+        <w:t>untuk diproses lebih lanjut.</w:t>
       </w:r>
     </w:p>
     <w:p>
@@ -3690,8 +3858,6 @@
       <w:r>
         <w:rPr>
           <w:rFonts w:ascii="Consolas" w:hAnsi="Consolas" w:cs="Consolas"/>
-          <w:i/>
-          <w:iCs/>
           <w:sz w:val="21"/>
           <w:szCs w:val="21"/>
         </w:rPr>
@@ -3708,7 +3874,7 @@
           <w:left w:val="single" w:sz="18" w:space="0" w:color="6CE26C"/>
         </w:pBdr>
         <w:spacing w:line="270" w:lineRule="atLeast"/>
-        <w:ind w:left="1395"/>
+        <w:ind w:left="426"/>
         <w:rPr>
           <w:rFonts w:ascii="Consolas" w:hAnsi="Consolas" w:cs="Consolas"/>
           <w:color w:val="5C5C5C"/>
@@ -3739,7 +3905,7 @@
         </w:pBdr>
         <w:shd w:val="clear" w:color="auto" w:fill="F8F8F8"/>
         <w:spacing w:line="270" w:lineRule="atLeast"/>
-        <w:ind w:left="1395"/>
+        <w:ind w:left="426"/>
         <w:rPr>
           <w:rFonts w:ascii="Consolas" w:hAnsi="Consolas" w:cs="Consolas"/>
           <w:color w:val="5C5C5C"/>
@@ -3775,8 +3941,9 @@
         <w:pBdr>
           <w:left w:val="single" w:sz="18" w:space="0" w:color="6CE26C"/>
         </w:pBdr>
+        <w:shd w:val="clear" w:color="auto" w:fill="DEEAF6" w:themeFill="accent5" w:themeFillTint="33"/>
         <w:spacing w:line="270" w:lineRule="atLeast"/>
-        <w:ind w:left="1395"/>
+        <w:ind w:left="426"/>
         <w:rPr>
           <w:rFonts w:ascii="Consolas" w:hAnsi="Consolas" w:cs="Consolas"/>
           <w:color w:val="5C5C5C"/>
@@ -3843,7 +4010,7 @@
         </w:pBdr>
         <w:shd w:val="clear" w:color="auto" w:fill="F8F8F8"/>
         <w:spacing w:line="270" w:lineRule="atLeast"/>
-        <w:ind w:left="1395"/>
+        <w:ind w:left="426"/>
         <w:rPr>
           <w:rFonts w:ascii="Consolas" w:hAnsi="Consolas" w:cs="Consolas"/>
           <w:color w:val="5C5C5C"/>
@@ -3862,7 +4029,7 @@
           <w:left w:val="single" w:sz="18" w:space="0" w:color="6CE26C"/>
         </w:pBdr>
         <w:spacing w:line="270" w:lineRule="atLeast"/>
-        <w:ind w:left="1395"/>
+        <w:ind w:left="426"/>
         <w:rPr>
           <w:rFonts w:ascii="Consolas" w:hAnsi="Consolas" w:cs="Consolas"/>
           <w:color w:val="5C5C5C"/>
@@ -3891,7 +4058,7 @@
         </w:pBdr>
         <w:shd w:val="clear" w:color="auto" w:fill="F8F8F8"/>
         <w:spacing w:line="270" w:lineRule="atLeast"/>
-        <w:ind w:left="1395"/>
+        <w:ind w:left="426"/>
         <w:rPr>
           <w:rFonts w:ascii="Consolas" w:hAnsi="Consolas" w:cs="Consolas"/>
           <w:color w:val="5C5C5C"/>
@@ -3936,8 +4103,9 @@
         <w:pBdr>
           <w:left w:val="single" w:sz="18" w:space="0" w:color="6CE26C"/>
         </w:pBdr>
+        <w:shd w:val="clear" w:color="auto" w:fill="DEEAF6" w:themeFill="accent5" w:themeFillTint="33"/>
         <w:spacing w:line="270" w:lineRule="atLeast"/>
-        <w:ind w:left="1395"/>
+        <w:ind w:left="426"/>
         <w:rPr>
           <w:rFonts w:ascii="Consolas" w:hAnsi="Consolas" w:cs="Consolas"/>
           <w:color w:val="5C5C5C"/>
@@ -4031,7 +4199,7 @@
         </w:pBdr>
         <w:shd w:val="clear" w:color="auto" w:fill="F8F8F8"/>
         <w:spacing w:line="270" w:lineRule="atLeast"/>
-        <w:ind w:left="1395"/>
+        <w:ind w:left="426"/>
         <w:rPr>
           <w:rFonts w:ascii="Consolas" w:hAnsi="Consolas" w:cs="Consolas"/>
           <w:color w:val="5C5C5C"/>
@@ -4083,12 +4251,21 @@
       </w:r>
       <w:r>
         <w:rPr>
+          <w:rFonts w:ascii="Calibri" w:eastAsia="Times New Roman" w:hAnsi="Calibri" w:cs="Calibri"/>
+          <w:i w:val="0"/>
+          <w:iCs w:val="0"/>
+          <w:color w:val="auto"/>
+        </w:rPr>
+        <w:t>Membuat View</w:t>
+      </w:r>
+      <w:r>
+        <w:rPr>
           <w:rFonts w:ascii="Times New Roman" w:eastAsia="Times New Roman" w:hAnsi="Times New Roman" w:cs="Times New Roman"/>
           <w:i w:val="0"/>
           <w:iCs w:val="0"/>
           <w:color w:val="auto"/>
         </w:rPr>
-        <w:t xml:space="preserve">Membuat View </w:t>
+        <w:t xml:space="preserve"> </w:t>
       </w:r>
       <w:r>
         <w:rPr>
@@ -4104,16 +4281,19 @@
     </w:p>
     <w:p>
       <w:pPr>
+        <w:pStyle w:val="ListParagraph"/>
+        <w:numPr>
+          <w:ilvl w:val="0"/>
+          <w:numId w:val="199"/>
+        </w:numPr>
         <w:spacing w:before="100" w:beforeAutospacing="1" w:after="100" w:afterAutospacing="1"/>
-      </w:pPr>
-      <w:r>
-        <w:rPr>
-          <w:rFonts w:hAnsi="Symbol"/>
-        </w:rPr>
-        <w:t></w:t>
-      </w:r>
-      <w:r>
-        <w:t xml:space="preserve">  Buka file </w:t>
+        <w:ind w:left="426"/>
+      </w:pPr>
+      <w:r>
+        <w:rPr>
+          <w:rFonts w:ascii="Calibri" w:hAnsi="Calibri" w:cs="Calibri"/>
+        </w:rPr>
+        <w:t xml:space="preserve">Buka file </w:t>
       </w:r>
       <w:r>
         <w:rPr>
@@ -4129,16 +4309,22 @@
     </w:p>
     <w:p>
       <w:pPr>
+        <w:pStyle w:val="ListParagraph"/>
+        <w:numPr>
+          <w:ilvl w:val="0"/>
+          <w:numId w:val="199"/>
+        </w:numPr>
         <w:spacing w:before="100" w:beforeAutospacing="1" w:after="100" w:afterAutospacing="1"/>
-      </w:pPr>
-      <w:r>
-        <w:rPr>
-          <w:rFonts w:hAnsi="Symbol"/>
-        </w:rPr>
-        <w:t></w:t>
-      </w:r>
-      <w:r>
-        <w:t xml:space="preserve">  Tulis fungsi </w:t>
+        <w:ind w:left="426"/>
+        <w:rPr>
+          <w:rFonts w:ascii="Calibri" w:hAnsi="Calibri" w:cs="Calibri"/>
+        </w:rPr>
+      </w:pPr>
+      <w:r>
+        <w:rPr>
+          <w:rFonts w:ascii="Calibri" w:hAnsi="Calibri" w:cs="Calibri"/>
+        </w:rPr>
+        <w:t xml:space="preserve">Tulis fungsi </w:t>
       </w:r>
       <w:r>
         <w:rPr>
@@ -4149,29 +4335,43 @@
         <w:t>post_list</w:t>
       </w:r>
       <w:r>
-        <w:t xml:space="preserve"> yang akan mengambil semua data postingan dan merendernya ke sebuah </w:t>
-      </w:r>
-      <w:r>
-        <w:rPr>
+        <w:t xml:space="preserve"> </w:t>
+      </w:r>
+      <w:r>
+        <w:rPr>
+          <w:rFonts w:ascii="Calibri" w:hAnsi="Calibri" w:cs="Calibri"/>
+        </w:rPr>
+        <w:t xml:space="preserve">yang akan mengambil semua data postingan dan merendernya ke sebuah </w:t>
+      </w:r>
+      <w:r>
+        <w:rPr>
+          <w:rFonts w:ascii="Calibri" w:hAnsi="Calibri" w:cs="Calibri"/>
           <w:i/>
           <w:iCs/>
         </w:rPr>
         <w:t>template</w:t>
       </w:r>
       <w:r>
+        <w:rPr>
+          <w:rFonts w:ascii="Calibri" w:hAnsi="Calibri" w:cs="Calibri"/>
+        </w:rPr>
         <w:t>.</w:t>
       </w:r>
     </w:p>
     <w:p>
       <w:pPr>
         <w:spacing w:before="100" w:beforeAutospacing="1" w:after="100" w:afterAutospacing="1"/>
-      </w:pPr>
-      <w:r>
-        <w:rPr>
-          <w:rFonts w:ascii="Consolas" w:hAnsi="Consolas" w:cs="Consolas"/>
+        <w:rPr>
+          <w:rFonts w:ascii="Courier New" w:hAnsi="Courier New" w:cs="Courier New"/>
+        </w:rPr>
+      </w:pPr>
+      <w:r>
+        <w:rPr>
+          <w:rFonts w:ascii="Courier New" w:hAnsi="Courier New" w:cs="Courier New"/>
           <w:sz w:val="21"/>
           <w:szCs w:val="21"/>
         </w:rPr>
+        <w:lastRenderedPageBreak/>
         <w:t>blog/views.py</w:t>
       </w:r>
     </w:p>
@@ -4185,7 +4385,7 @@
           <w:left w:val="single" w:sz="18" w:space="0" w:color="6CE26C"/>
         </w:pBdr>
         <w:spacing w:line="270" w:lineRule="atLeast"/>
-        <w:ind w:left="1395"/>
+        <w:ind w:left="426"/>
         <w:rPr>
           <w:rFonts w:ascii="Consolas" w:hAnsi="Consolas" w:cs="Consolas"/>
           <w:color w:val="5C5C5C"/>
@@ -4216,7 +4416,7 @@
         </w:pBdr>
         <w:shd w:val="clear" w:color="auto" w:fill="F8F8F8"/>
         <w:spacing w:line="270" w:lineRule="atLeast"/>
-        <w:ind w:left="1395"/>
+        <w:ind w:left="426"/>
         <w:rPr>
           <w:rFonts w:ascii="Consolas" w:hAnsi="Consolas" w:cs="Consolas"/>
           <w:color w:val="5C5C5C"/>
@@ -4271,7 +4471,7 @@
           <w:left w:val="single" w:sz="18" w:space="0" w:color="6CE26C"/>
         </w:pBdr>
         <w:spacing w:line="270" w:lineRule="atLeast"/>
-        <w:ind w:left="1395"/>
+        <w:ind w:left="426"/>
         <w:rPr>
           <w:rFonts w:ascii="Consolas" w:hAnsi="Consolas" w:cs="Consolas"/>
           <w:color w:val="5C5C5C"/>
@@ -4327,7 +4527,7 @@
         </w:pBdr>
         <w:shd w:val="clear" w:color="auto" w:fill="F8F8F8"/>
         <w:spacing w:line="270" w:lineRule="atLeast"/>
-        <w:ind w:left="1395"/>
+        <w:ind w:left="426"/>
         <w:rPr>
           <w:rFonts w:ascii="Consolas" w:hAnsi="Consolas" w:cs="Consolas"/>
           <w:color w:val="5C5C5C"/>
@@ -4382,7 +4582,7 @@
           <w:left w:val="single" w:sz="18" w:space="0" w:color="6CE26C"/>
         </w:pBdr>
         <w:spacing w:line="270" w:lineRule="atLeast"/>
-        <w:ind w:left="1395"/>
+        <w:ind w:left="426"/>
         <w:rPr>
           <w:rFonts w:ascii="Consolas" w:hAnsi="Consolas" w:cs="Consolas"/>
           <w:color w:val="5C5C5C"/>
@@ -4402,7 +4602,7 @@
         </w:pBdr>
         <w:shd w:val="clear" w:color="auto" w:fill="F8F8F8"/>
         <w:spacing w:line="270" w:lineRule="atLeast"/>
-        <w:ind w:left="1395"/>
+        <w:ind w:left="426"/>
         <w:rPr>
           <w:rFonts w:ascii="Consolas" w:hAnsi="Consolas" w:cs="Consolas"/>
           <w:color w:val="5C5C5C"/>
@@ -4439,7 +4639,7 @@
           <w:left w:val="single" w:sz="18" w:space="0" w:color="6CE26C"/>
         </w:pBdr>
         <w:spacing w:line="270" w:lineRule="atLeast"/>
-        <w:ind w:left="1395"/>
+        <w:ind w:left="426"/>
         <w:rPr>
           <w:rFonts w:ascii="Consolas" w:hAnsi="Consolas" w:cs="Consolas"/>
           <w:color w:val="5C5C5C"/>
@@ -4479,7 +4679,7 @@
         </w:pBdr>
         <w:shd w:val="clear" w:color="auto" w:fill="F8F8F8"/>
         <w:spacing w:line="270" w:lineRule="atLeast"/>
-        <w:ind w:left="1395"/>
+        <w:ind w:left="426"/>
         <w:rPr>
           <w:rFonts w:ascii="Consolas" w:hAnsi="Consolas" w:cs="Consolas"/>
           <w:color w:val="5C5C5C"/>
@@ -4543,7 +4743,7 @@
           <w:left w:val="single" w:sz="18" w:space="0" w:color="6CE26C"/>
         </w:pBdr>
         <w:spacing w:line="270" w:lineRule="atLeast"/>
-        <w:ind w:left="1395"/>
+        <w:ind w:left="426"/>
         <w:rPr>
           <w:rFonts w:ascii="Consolas" w:hAnsi="Consolas" w:cs="Consolas"/>
           <w:color w:val="5C5C5C"/>
@@ -4619,23 +4819,55 @@
     <w:p>
       <w:pPr>
         <w:pStyle w:val="NormalWeb"/>
-      </w:pPr>
-      <w:r>
-        <w:t>Langkah 3: Membuat Template HTML</w:t>
+        <w:rPr>
+          <w:rFonts w:ascii="Calibri" w:hAnsi="Calibri" w:cs="Calibri"/>
+          <w:b/>
+          <w:bCs/>
+        </w:rPr>
+      </w:pPr>
+      <w:r>
+        <w:rPr>
+          <w:rFonts w:ascii="Calibri" w:hAnsi="Calibri" w:cs="Calibri"/>
+          <w:b/>
+          <w:bCs/>
+        </w:rPr>
+        <w:t xml:space="preserve">Langkah </w:t>
+      </w:r>
+      <w:r>
+        <w:rPr>
+          <w:rFonts w:ascii="Calibri" w:hAnsi="Calibri" w:cs="Calibri"/>
+          <w:b/>
+          <w:bCs/>
+        </w:rPr>
+        <w:t>4</w:t>
+      </w:r>
+      <w:r>
+        <w:rPr>
+          <w:rFonts w:ascii="Calibri" w:hAnsi="Calibri" w:cs="Calibri"/>
+          <w:b/>
+          <w:bCs/>
+        </w:rPr>
+        <w:t>: Membuat Template HTML</w:t>
       </w:r>
     </w:p>
     <w:p>
       <w:pPr>
+        <w:pStyle w:val="ListParagraph"/>
+        <w:numPr>
+          <w:ilvl w:val="0"/>
+          <w:numId w:val="200"/>
+        </w:numPr>
         <w:spacing w:before="100" w:beforeAutospacing="1" w:after="100" w:afterAutospacing="1"/>
-      </w:pPr>
-      <w:r>
-        <w:rPr>
-          <w:rFonts w:hAnsi="Symbol"/>
-        </w:rPr>
-        <w:t></w:t>
-      </w:r>
-      <w:r>
-        <w:t xml:space="preserve">  Di dalam direktori </w:t>
+        <w:ind w:left="426"/>
+      </w:pPr>
+      <w:r>
+        <w:rPr>
+          <w:rFonts w:ascii="Calibri" w:hAnsi="Calibri" w:cs="Calibri"/>
+        </w:rPr>
+        <w:t>Di dalam direktori</w:t>
+      </w:r>
+      <w:r>
+        <w:t xml:space="preserve"> </w:t>
       </w:r>
       <w:r>
         <w:rPr>
@@ -4646,7 +4878,28 @@
         <w:t>blog</w:t>
       </w:r>
       <w:r>
-        <w:t xml:space="preserve">, buat struktur direktori berikut: </w:t>
+        <w:t xml:space="preserve">, </w:t>
+      </w:r>
+      <w:r>
+        <w:rPr>
+          <w:rFonts w:ascii="Calibri" w:hAnsi="Calibri" w:cs="Calibri"/>
+        </w:rPr>
+        <w:t xml:space="preserve">buat struktur direktori </w:t>
+      </w:r>
+      <w:r>
+        <w:rPr>
+          <w:rFonts w:ascii="Calibri" w:hAnsi="Calibri" w:cs="Calibri"/>
+        </w:rPr>
+        <w:t xml:space="preserve">seperti </w:t>
+      </w:r>
+      <w:r>
+        <w:rPr>
+          <w:rFonts w:ascii="Calibri" w:hAnsi="Calibri" w:cs="Calibri"/>
+        </w:rPr>
+        <w:t>berikut</w:t>
+      </w:r>
+      <w:r>
+        <w:t xml:space="preserve">: </w:t>
       </w:r>
       <w:r>
         <w:rPr>
@@ -4662,11 +4915,7 @@
     </w:p>
     <w:p>
       <w:pPr>
-        <w:numPr>
-          <w:ilvl w:val="0"/>
-          <w:numId w:val="194"/>
-        </w:numPr>
-        <w:spacing w:before="100" w:beforeAutospacing="1" w:after="100" w:afterAutospacing="1"/>
+        <w:ind w:left="360"/>
       </w:pPr>
       <w:r>
         <w:rPr>
@@ -4674,92 +4923,43 @@
           <w:sz w:val="20"/>
           <w:szCs w:val="20"/>
         </w:rPr>
-        <w:lastRenderedPageBreak/>
         <w:t>blog/</w:t>
       </w:r>
     </w:p>
     <w:p>
-      <w:pPr>
-        <w:numPr>
-          <w:ilvl w:val="0"/>
-          <w:numId w:val="194"/>
-        </w:numPr>
-        <w:spacing w:before="100" w:beforeAutospacing="1" w:after="100" w:afterAutospacing="1"/>
-      </w:pPr>
       <w:r>
         <w:rPr>
           <w:rFonts w:ascii="Courier New" w:hAnsi="Courier New" w:cs="Courier New"/>
           <w:sz w:val="20"/>
           <w:szCs w:val="20"/>
         </w:rPr>
-        <w:t>├── templates/</w:t>
-      </w:r>
-    </w:p>
-    <w:p>
-      <w:pPr>
-        <w:numPr>
-          <w:ilvl w:val="0"/>
-          <w:numId w:val="194"/>
-        </w:numPr>
-        <w:spacing w:before="100" w:beforeAutospacing="1" w:after="100" w:afterAutospacing="1"/>
-      </w:pPr>
+        <w:t xml:space="preserve">   </w:t>
+      </w:r>
       <w:r>
         <w:rPr>
           <w:rFonts w:ascii="Courier New" w:hAnsi="Courier New" w:cs="Courier New"/>
           <w:sz w:val="20"/>
           <w:szCs w:val="20"/>
         </w:rPr>
-        <w:t>│ └── blog/</w:t>
+        <w:t>├── templates/</w:t>
       </w:r>
     </w:p>
     <w:p>
       <w:pPr>
-        <w:spacing w:before="100" w:beforeAutospacing="1" w:after="100" w:afterAutospacing="1"/>
-      </w:pPr>
-      <w:r>
-        <w:rPr>
-          <w:rFonts w:hAnsi="Symbol"/>
-        </w:rPr>
-        <w:t></w:t>
-      </w:r>
-      <w:r>
-        <w:t xml:space="preserve">  Di dalam direktori </w:t>
-      </w:r>
-      <w:r>
+        <w:ind w:left="360"/>
         <w:rPr>
           <w:rFonts w:ascii="Courier New" w:hAnsi="Courier New" w:cs="Courier New"/>
           <w:sz w:val="20"/>
           <w:szCs w:val="20"/>
         </w:rPr>
-        <w:t>blog/templates/blog/</w:t>
-      </w:r>
-      <w:r>
-        <w:t xml:space="preserve">, buat file baru bernama </w:t>
-      </w:r>
+      </w:pPr>
       <w:r>
         <w:rPr>
           <w:rFonts w:ascii="Courier New" w:hAnsi="Courier New" w:cs="Courier New"/>
           <w:sz w:val="20"/>
           <w:szCs w:val="20"/>
         </w:rPr>
-        <w:t>post_list.html</w:t>
-      </w:r>
-      <w:r>
-        <w:t>.</w:t>
-      </w:r>
-    </w:p>
-    <w:p>
-      <w:pPr>
-        <w:spacing w:before="100" w:beforeAutospacing="1" w:after="100" w:afterAutospacing="1"/>
-      </w:pPr>
-      <w:r>
-        <w:rPr>
-          <w:rFonts w:hAnsi="Symbol"/>
-        </w:rPr>
-        <w:t></w:t>
-      </w:r>
-      <w:r>
-        <w:t xml:space="preserve">  Isi file </w:t>
+        <w:t xml:space="preserve">    </w:t>
       </w:r>
       <w:r>
         <w:rPr>
@@ -4767,19 +4967,125 @@
           <w:sz w:val="20"/>
           <w:szCs w:val="20"/>
         </w:rPr>
+        <w:t>└── blog/</w:t>
+      </w:r>
+    </w:p>
+    <w:p>
+      <w:pPr>
+        <w:ind w:left="360"/>
+      </w:pPr>
+    </w:p>
+    <w:p>
+      <w:pPr>
+        <w:pStyle w:val="ListParagraph"/>
+        <w:numPr>
+          <w:ilvl w:val="0"/>
+          <w:numId w:val="200"/>
+        </w:numPr>
+        <w:spacing w:before="100" w:beforeAutospacing="1" w:after="100" w:afterAutospacing="1"/>
+        <w:ind w:left="426"/>
+      </w:pPr>
+      <w:r>
+        <w:rPr>
+          <w:rFonts w:ascii="Calibri" w:hAnsi="Calibri" w:cs="Calibri"/>
+        </w:rPr>
+        <w:t>Di dalam direktori</w:t>
+      </w:r>
+      <w:r>
+        <w:t xml:space="preserve"> </w:t>
+      </w:r>
+      <w:r>
+        <w:rPr>
+          <w:rFonts w:ascii="Courier New" w:hAnsi="Courier New" w:cs="Courier New"/>
+          <w:sz w:val="20"/>
+          <w:szCs w:val="20"/>
+        </w:rPr>
+        <w:t>blog/templates/blog/</w:t>
+      </w:r>
+      <w:r>
+        <w:t xml:space="preserve">, </w:t>
+      </w:r>
+      <w:r>
+        <w:rPr>
+          <w:rFonts w:ascii="Calibri" w:hAnsi="Calibri" w:cs="Calibri"/>
+        </w:rPr>
+        <w:t xml:space="preserve">buat file baru bernama </w:t>
+      </w:r>
+      <w:r>
+        <w:rPr>
+          <w:rFonts w:ascii="Courier New" w:hAnsi="Courier New" w:cs="Courier New"/>
+          <w:sz w:val="20"/>
+          <w:szCs w:val="20"/>
+        </w:rPr>
         <w:t>post_list.html</w:t>
       </w:r>
       <w:r>
-        <w:t xml:space="preserve"> dengan kode berikut. Ini adalah kerangka HTML yang akan menampilkan data dari </w:t>
-      </w:r>
-      <w:r>
-        <w:rPr>
+        <w:t>.</w:t>
+      </w:r>
+    </w:p>
+    <w:p>
+      <w:pPr>
+        <w:pStyle w:val="ListParagraph"/>
+        <w:numPr>
+          <w:ilvl w:val="0"/>
+          <w:numId w:val="200"/>
+        </w:numPr>
+        <w:spacing w:before="100" w:beforeAutospacing="1" w:after="100" w:afterAutospacing="1"/>
+        <w:ind w:left="426"/>
+        <w:rPr>
+          <w:rFonts w:ascii="Calibri" w:hAnsi="Calibri" w:cs="Calibri"/>
+        </w:rPr>
+      </w:pPr>
+      <w:r>
+        <w:rPr>
+          <w:rFonts w:ascii="Calibri" w:hAnsi="Calibri" w:cs="Calibri"/>
+        </w:rPr>
+        <w:t>Isi file</w:t>
+      </w:r>
+      <w:r>
+        <w:t xml:space="preserve"> </w:t>
+      </w:r>
+      <w:r>
+        <w:rPr>
+          <w:rFonts w:ascii="Courier New" w:hAnsi="Courier New" w:cs="Courier New"/>
+          <w:sz w:val="20"/>
+          <w:szCs w:val="20"/>
+        </w:rPr>
+        <w:t>post_list.html</w:t>
+      </w:r>
+      <w:r>
+        <w:t xml:space="preserve"> </w:t>
+      </w:r>
+      <w:r>
+        <w:rPr>
+          <w:rFonts w:ascii="Calibri" w:hAnsi="Calibri" w:cs="Calibri"/>
+        </w:rPr>
+        <w:t xml:space="preserve">dengan kode berikut. </w:t>
+      </w:r>
+      <w:r>
+        <w:rPr>
+          <w:rFonts w:ascii="Calibri" w:hAnsi="Calibri" w:cs="Calibri"/>
+        </w:rPr>
+        <w:t>File ini</w:t>
+      </w:r>
+      <w:r>
+        <w:rPr>
+          <w:rFonts w:ascii="Calibri" w:hAnsi="Calibri" w:cs="Calibri"/>
+        </w:rPr>
+        <w:t xml:space="preserve"> adalah kerangka HTML yang akan menampilkan data dari </w:t>
+      </w:r>
+      <w:r>
+        <w:rPr>
+          <w:rFonts w:ascii="Calibri" w:hAnsi="Calibri" w:cs="Calibri"/>
           <w:i/>
           <w:iCs/>
         </w:rPr>
         <w:t>view</w:t>
       </w:r>
       <w:r>
+        <w:rPr>
+          <w:rFonts w:ascii="Calibri" w:hAnsi="Calibri" w:cs="Calibri"/>
+        </w:rPr>
         <w:t>.</w:t>
       </w:r>
     </w:p>
@@ -4806,7 +5112,7 @@
           <w:left w:val="single" w:sz="18" w:space="0" w:color="6CE26C"/>
         </w:pBdr>
         <w:spacing w:line="270" w:lineRule="atLeast"/>
-        <w:ind w:left="1395"/>
+        <w:ind w:left="567"/>
         <w:rPr>
           <w:rFonts w:ascii="Consolas" w:hAnsi="Consolas" w:cs="Consolas"/>
           <w:color w:val="5C5C5C"/>
@@ -4853,7 +5159,7 @@
         </w:pBdr>
         <w:shd w:val="clear" w:color="auto" w:fill="F8F8F8"/>
         <w:spacing w:line="270" w:lineRule="atLeast"/>
-        <w:ind w:left="1395"/>
+        <w:ind w:left="567"/>
         <w:rPr>
           <w:rFonts w:ascii="Consolas" w:hAnsi="Consolas" w:cs="Consolas"/>
           <w:color w:val="5C5C5C"/>
@@ -4899,7 +5205,7 @@
           <w:left w:val="single" w:sz="18" w:space="0" w:color="6CE26C"/>
         </w:pBdr>
         <w:spacing w:line="270" w:lineRule="atLeast"/>
-        <w:ind w:left="1395"/>
+        <w:ind w:left="567"/>
         <w:rPr>
           <w:rFonts w:ascii="Consolas" w:hAnsi="Consolas" w:cs="Consolas"/>
           <w:color w:val="5C5C5C"/>
@@ -4946,7 +5252,7 @@
         </w:pBdr>
         <w:shd w:val="clear" w:color="auto" w:fill="F8F8F8"/>
         <w:spacing w:line="270" w:lineRule="atLeast"/>
-        <w:ind w:left="1395"/>
+        <w:ind w:left="567"/>
         <w:rPr>
           <w:rFonts w:ascii="Consolas" w:hAnsi="Consolas" w:cs="Consolas"/>
           <w:color w:val="5C5C5C"/>
@@ -5010,7 +5316,7 @@
           <w:left w:val="single" w:sz="18" w:space="0" w:color="6CE26C"/>
         </w:pBdr>
         <w:spacing w:line="270" w:lineRule="atLeast"/>
-        <w:ind w:left="1395"/>
+        <w:ind w:left="567"/>
         <w:rPr>
           <w:rFonts w:ascii="Consolas" w:hAnsi="Consolas" w:cs="Consolas"/>
           <w:color w:val="5C5C5C"/>
@@ -5057,7 +5363,7 @@
         </w:pBdr>
         <w:shd w:val="clear" w:color="auto" w:fill="F8F8F8"/>
         <w:spacing w:line="270" w:lineRule="atLeast"/>
-        <w:ind w:left="1395"/>
+        <w:ind w:left="567"/>
         <w:rPr>
           <w:rFonts w:ascii="Consolas" w:hAnsi="Consolas" w:cs="Consolas"/>
           <w:color w:val="5C5C5C"/>
@@ -5103,7 +5409,7 @@
           <w:left w:val="single" w:sz="18" w:space="0" w:color="6CE26C"/>
         </w:pBdr>
         <w:spacing w:line="270" w:lineRule="atLeast"/>
-        <w:ind w:left="1395"/>
+        <w:ind w:left="567"/>
         <w:rPr>
           <w:rFonts w:ascii="Consolas" w:hAnsi="Consolas" w:cs="Consolas"/>
           <w:color w:val="5C5C5C"/>
@@ -5150,7 +5456,7 @@
         </w:pBdr>
         <w:shd w:val="clear" w:color="auto" w:fill="F8F8F8"/>
         <w:spacing w:line="270" w:lineRule="atLeast"/>
-        <w:ind w:left="1395"/>
+        <w:ind w:left="567"/>
         <w:rPr>
           <w:rFonts w:ascii="Consolas" w:hAnsi="Consolas" w:cs="Consolas"/>
           <w:color w:val="5C5C5C"/>
@@ -5286,7 +5592,7 @@
           <w:left w:val="single" w:sz="18" w:space="0" w:color="6CE26C"/>
         </w:pBdr>
         <w:spacing w:line="270" w:lineRule="atLeast"/>
-        <w:ind w:left="1395"/>
+        <w:ind w:left="567"/>
         <w:rPr>
           <w:rFonts w:ascii="Consolas" w:hAnsi="Consolas" w:cs="Consolas"/>
           <w:color w:val="5C5C5C"/>
@@ -5333,7 +5639,7 @@
         </w:pBdr>
         <w:shd w:val="clear" w:color="auto" w:fill="F8F8F8"/>
         <w:spacing w:line="270" w:lineRule="atLeast"/>
-        <w:ind w:left="1395"/>
+        <w:ind w:left="567"/>
         <w:rPr>
           <w:rFonts w:ascii="Consolas" w:hAnsi="Consolas" w:cs="Consolas"/>
           <w:color w:val="5C5C5C"/>
@@ -5352,7 +5658,7 @@
           <w:left w:val="single" w:sz="18" w:space="0" w:color="6CE26C"/>
         </w:pBdr>
         <w:spacing w:line="270" w:lineRule="atLeast"/>
-        <w:ind w:left="1395"/>
+        <w:ind w:left="567"/>
         <w:rPr>
           <w:rFonts w:ascii="Consolas" w:hAnsi="Consolas" w:cs="Consolas"/>
           <w:color w:val="5C5C5C"/>
@@ -5381,7 +5687,7 @@
         </w:pBdr>
         <w:shd w:val="clear" w:color="auto" w:fill="F8F8F8"/>
         <w:spacing w:line="270" w:lineRule="atLeast"/>
-        <w:ind w:left="1395"/>
+        <w:ind w:left="567"/>
         <w:rPr>
           <w:rFonts w:ascii="Consolas" w:hAnsi="Consolas" w:cs="Consolas"/>
           <w:color w:val="5C5C5C"/>
@@ -5427,7 +5733,7 @@
           <w:left w:val="single" w:sz="18" w:space="0" w:color="6CE26C"/>
         </w:pBdr>
         <w:spacing w:line="270" w:lineRule="atLeast"/>
-        <w:ind w:left="1395"/>
+        <w:ind w:left="567"/>
         <w:rPr>
           <w:rFonts w:ascii="Consolas" w:hAnsi="Consolas" w:cs="Consolas"/>
           <w:color w:val="5C5C5C"/>
@@ -5564,7 +5870,7 @@
         </w:pBdr>
         <w:shd w:val="clear" w:color="auto" w:fill="F8F8F8"/>
         <w:spacing w:line="270" w:lineRule="atLeast"/>
-        <w:ind w:left="1395"/>
+        <w:ind w:left="567"/>
         <w:rPr>
           <w:rFonts w:ascii="Consolas" w:hAnsi="Consolas" w:cs="Consolas"/>
           <w:color w:val="5C5C5C"/>
@@ -5628,7 +5934,7 @@
           <w:left w:val="single" w:sz="18" w:space="0" w:color="6CE26C"/>
         </w:pBdr>
         <w:spacing w:line="270" w:lineRule="atLeast"/>
-        <w:ind w:left="1395"/>
+        <w:ind w:left="567"/>
         <w:rPr>
           <w:rFonts w:ascii="Consolas" w:hAnsi="Consolas" w:cs="Consolas"/>
           <w:color w:val="5C5C5C"/>
@@ -5693,7 +5999,7 @@
         </w:pBdr>
         <w:shd w:val="clear" w:color="auto" w:fill="F8F8F8"/>
         <w:spacing w:line="270" w:lineRule="atLeast"/>
-        <w:ind w:left="1395"/>
+        <w:ind w:left="567"/>
         <w:rPr>
           <w:rFonts w:ascii="Consolas" w:hAnsi="Consolas" w:cs="Consolas"/>
           <w:color w:val="5C5C5C"/>
@@ -5739,7 +6045,7 @@
           <w:left w:val="single" w:sz="18" w:space="0" w:color="6CE26C"/>
         </w:pBdr>
         <w:spacing w:line="270" w:lineRule="atLeast"/>
-        <w:ind w:left="1395"/>
+        <w:ind w:left="567"/>
         <w:rPr>
           <w:rFonts w:ascii="Consolas" w:hAnsi="Consolas" w:cs="Consolas"/>
           <w:color w:val="5C5C5C"/>
@@ -5768,7 +6074,7 @@
         </w:pBdr>
         <w:shd w:val="clear" w:color="auto" w:fill="F8F8F8"/>
         <w:spacing w:line="270" w:lineRule="atLeast"/>
-        <w:ind w:left="1395"/>
+        <w:ind w:left="567"/>
         <w:rPr>
           <w:rFonts w:ascii="Consolas" w:hAnsi="Consolas" w:cs="Consolas"/>
           <w:color w:val="5C5C5C"/>
@@ -5787,7 +6093,7 @@
           <w:left w:val="single" w:sz="18" w:space="0" w:color="6CE26C"/>
         </w:pBdr>
         <w:spacing w:line="270" w:lineRule="atLeast"/>
-        <w:ind w:left="1395"/>
+        <w:ind w:left="567"/>
         <w:rPr>
           <w:rFonts w:ascii="Consolas" w:hAnsi="Consolas" w:cs="Consolas"/>
           <w:color w:val="5C5C5C"/>
@@ -5834,7 +6140,7 @@
         </w:pBdr>
         <w:shd w:val="clear" w:color="auto" w:fill="F8F8F8"/>
         <w:spacing w:line="270" w:lineRule="atLeast"/>
-        <w:ind w:left="1395"/>
+        <w:ind w:left="567"/>
         <w:rPr>
           <w:rFonts w:ascii="Consolas" w:hAnsi="Consolas" w:cs="Consolas"/>
           <w:color w:val="5C5C5C"/>
@@ -5875,10 +6181,14 @@
         <w:pStyle w:val="NormalWeb"/>
       </w:pPr>
       <w:r>
-        <w:t xml:space="preserve">Jalankan server </w:t>
-      </w:r>
-      <w:r>
-        <w:t xml:space="preserve">dan buka browser pada alamat </w:t>
+        <w:rPr>
+          <w:rFonts w:ascii="Calibri" w:hAnsi="Calibri" w:cs="Calibri"/>
+        </w:rPr>
+        <w:lastRenderedPageBreak/>
+        <w:t>Jalankan server dan buka browser pada alamat</w:t>
+      </w:r>
+      <w:r>
+        <w:t xml:space="preserve"> </w:t>
       </w:r>
       <w:hyperlink r:id="rId10" w:history="1">
         <w:r>
@@ -5923,7 +6233,7 @@
           <w:left w:val="single" w:sz="18" w:space="0" w:color="6CE26C"/>
         </w:pBdr>
         <w:spacing w:line="270" w:lineRule="atLeast"/>
-        <w:ind w:left="1395"/>
+        <w:ind w:left="426"/>
         <w:rPr>
           <w:rFonts w:ascii="Consolas" w:hAnsi="Consolas" w:cs="Consolas"/>
           <w:color w:val="5C5C5C"/>
@@ -5944,653 +6254,44 @@
     <w:p>
       <w:pPr>
         <w:pStyle w:val="NormalWeb"/>
-        <w:ind w:left="720"/>
-      </w:pPr>
+        <w:spacing w:line="276" w:lineRule="auto"/>
+        <w:jc w:val="both"/>
+        <w:rPr>
+          <w:rFonts w:ascii="Calibri" w:hAnsi="Calibri" w:cs="Calibri"/>
+        </w:rPr>
+      </w:pPr>
+      <w:r>
+        <w:rPr>
+          <w:rFonts w:ascii="Calibri" w:hAnsi="Calibri" w:cs="Calibri"/>
+        </w:rPr>
+        <w:t>Halaman homepage website kita akan menampilkan daftar postingan yang sudah kita buat di Bab 6</w:t>
+      </w:r>
+      <w:r>
+        <w:rPr>
+          <w:rFonts w:ascii="Calibri" w:hAnsi="Calibri" w:cs="Calibri"/>
+        </w:rPr>
+        <w:t>.</w:t>
+      </w:r>
+      <w:r>
+        <w:rPr>
+          <w:rFonts w:ascii="Calibri" w:hAnsi="Calibri" w:cs="Calibri"/>
+        </w:rPr>
+        <w:t xml:space="preserve"> Jika tampilan masih kosong maka ulangi proses menambah postingan yang ada pada Bab 6.</w:t>
+      </w:r>
     </w:p>
     <w:p>
       <w:pPr>
-        <w:pStyle w:val="Heading4"/>
-        <w:rPr>
-          <w:b/>
-          <w:bCs/>
-          <w:i w:val="0"/>
-          <w:iCs w:val="0"/>
-          <w:color w:val="auto"/>
-        </w:rPr>
-      </w:pPr>
-      <w:r>
-        <w:rPr>
-          <w:rStyle w:val="selected"/>
-          <w:b/>
-          <w:bCs/>
-          <w:i w:val="0"/>
-          <w:iCs w:val="0"/>
-          <w:color w:val="auto"/>
-        </w:rPr>
-        <w:t xml:space="preserve">Langkah </w:t>
-      </w:r>
-      <w:r>
-        <w:rPr>
-          <w:rStyle w:val="selected"/>
-          <w:b/>
-          <w:bCs/>
-          <w:i w:val="0"/>
-          <w:iCs w:val="0"/>
-          <w:color w:val="auto"/>
-        </w:rPr>
-        <w:t>7</w:t>
-      </w:r>
-      <w:r>
-        <w:rPr>
-          <w:rStyle w:val="selected"/>
-          <w:b/>
-          <w:bCs/>
-          <w:i w:val="0"/>
-          <w:iCs w:val="0"/>
-          <w:color w:val="auto"/>
-        </w:rPr>
-        <w:t>: Mendaftarkan Model ke Panel Admin</w:t>
-      </w:r>
-    </w:p>
-    <w:p>
-      <w:pPr>
         <w:pStyle w:val="NormalWeb"/>
-        <w:numPr>
-          <w:ilvl w:val="0"/>
-          <w:numId w:val="172"/>
-        </w:numPr>
-      </w:pPr>
-      <w:r>
-        <w:rPr>
-          <w:rStyle w:val="selected"/>
-        </w:rPr>
-        <w:t xml:space="preserve">Agar kita bisa mengelola </w:t>
-      </w:r>
-      <w:r>
-        <w:rPr>
-          <w:rStyle w:val="selected"/>
-          <w:rFonts w:ascii="Courier New" w:hAnsi="Courier New" w:cs="Courier New"/>
-          <w:sz w:val="20"/>
-          <w:szCs w:val="20"/>
-        </w:rPr>
-        <w:t>Post</w:t>
-      </w:r>
-      <w:r>
-        <w:rPr>
-          <w:rStyle w:val="selected"/>
-        </w:rPr>
-        <w:t xml:space="preserve"> melalui panel admin, kita perlu mendaftarkannya. Buka </w:t>
-      </w:r>
-      <w:r>
-        <w:rPr>
-          <w:rStyle w:val="selected"/>
-        </w:rPr>
-        <w:t xml:space="preserve">file </w:t>
-      </w:r>
-      <w:r>
-        <w:rPr>
-          <w:rStyle w:val="selected"/>
-          <w:rFonts w:ascii="Courier New" w:hAnsi="Courier New" w:cs="Courier New"/>
-          <w:sz w:val="20"/>
-          <w:szCs w:val="20"/>
-        </w:rPr>
-        <w:t>blog/admin.py</w:t>
-      </w:r>
-      <w:r>
-        <w:rPr>
-          <w:rStyle w:val="selected"/>
-        </w:rPr>
-        <w:t>.</w:t>
-      </w:r>
-      <w:r>
-        <w:rPr>
-          <w:rStyle w:val="selected"/>
-        </w:rPr>
-        <w:t xml:space="preserve"> tambahkan kode berikut</w:t>
-      </w:r>
-    </w:p>
-    <w:p>
-      <w:pPr>
-        <w:pStyle w:val="HTMLPreformatted"/>
-        <w:ind w:left="720"/>
-        <w:rPr>
-          <w:rStyle w:val="selected"/>
-          <w:rFonts w:ascii="Courier New" w:hAnsi="Courier New"/>
-          <w:sz w:val="21"/>
-          <w:szCs w:val="21"/>
-        </w:rPr>
-      </w:pPr>
-      <w:r>
-        <w:rPr>
-          <w:rStyle w:val="selected"/>
-          <w:rFonts w:ascii="Courier New" w:hAnsi="Courier New"/>
-          <w:sz w:val="21"/>
-          <w:szCs w:val="21"/>
-        </w:rPr>
-        <w:t>blog/admin.py</w:t>
-      </w:r>
-    </w:p>
-    <w:p>
-      <w:pPr>
-        <w:numPr>
-          <w:ilvl w:val="0"/>
-          <w:numId w:val="175"/>
-        </w:numPr>
-        <w:pBdr>
-          <w:left w:val="single" w:sz="18" w:space="0" w:color="6CE26C"/>
-        </w:pBdr>
-        <w:shd w:val="clear" w:color="auto" w:fill="FAFAFA"/>
-        <w:tabs>
-          <w:tab w:val="clear" w:pos="720"/>
-          <w:tab w:val="left" w:pos="916"/>
-          <w:tab w:val="left" w:pos="1832"/>
-          <w:tab w:val="left" w:pos="2748"/>
-          <w:tab w:val="left" w:pos="3664"/>
-          <w:tab w:val="left" w:pos="4580"/>
-          <w:tab w:val="left" w:pos="5496"/>
-          <w:tab w:val="left" w:pos="6412"/>
-          <w:tab w:val="left" w:pos="7328"/>
-          <w:tab w:val="left" w:pos="8244"/>
-          <w:tab w:val="left" w:pos="9160"/>
-          <w:tab w:val="left" w:pos="10076"/>
-          <w:tab w:val="left" w:pos="10992"/>
-          <w:tab w:val="left" w:pos="11908"/>
-          <w:tab w:val="left" w:pos="12824"/>
-          <w:tab w:val="left" w:pos="13740"/>
-          <w:tab w:val="left" w:pos="14656"/>
-        </w:tabs>
-        <w:spacing w:line="270" w:lineRule="atLeast"/>
-        <w:ind w:left="1395"/>
-        <w:rPr>
-          <w:rFonts w:ascii="Consolas" w:hAnsi="Consolas" w:cs="Consolas"/>
-          <w:color w:val="5C5C5C"/>
-          <w:sz w:val="21"/>
-          <w:szCs w:val="21"/>
-        </w:rPr>
-      </w:pPr>
-      <w:r>
-        <w:rPr>
-          <w:rFonts w:ascii="Consolas" w:hAnsi="Consolas" w:cs="Consolas"/>
-          <w:color w:val="A626A4"/>
-          <w:sz w:val="21"/>
-          <w:szCs w:val="21"/>
-        </w:rPr>
-        <w:t>from</w:t>
-      </w:r>
-      <w:r>
-        <w:rPr>
-          <w:rFonts w:ascii="Consolas" w:hAnsi="Consolas" w:cs="Consolas"/>
-          <w:color w:val="5C5C5C"/>
-          <w:sz w:val="21"/>
-          <w:szCs w:val="21"/>
-        </w:rPr>
-        <w:t> django.contrib </w:t>
-      </w:r>
-      <w:r>
-        <w:rPr>
-          <w:rFonts w:ascii="Consolas" w:hAnsi="Consolas" w:cs="Consolas"/>
-          <w:color w:val="A626A4"/>
-          <w:sz w:val="21"/>
-          <w:szCs w:val="21"/>
-        </w:rPr>
-        <w:t>import</w:t>
-      </w:r>
-      <w:r>
-        <w:rPr>
-          <w:rFonts w:ascii="Consolas" w:hAnsi="Consolas" w:cs="Consolas"/>
-          <w:color w:val="5C5C5C"/>
-          <w:sz w:val="21"/>
-          <w:szCs w:val="21"/>
-        </w:rPr>
-        <w:t> admin</w:t>
-      </w:r>
-    </w:p>
-    <w:p>
-      <w:pPr>
-        <w:numPr>
-          <w:ilvl w:val="0"/>
-          <w:numId w:val="175"/>
-        </w:numPr>
-        <w:pBdr>
-          <w:left w:val="single" w:sz="18" w:space="0" w:color="6CE26C"/>
-        </w:pBdr>
-        <w:shd w:val="clear" w:color="auto" w:fill="F8F8F8"/>
-        <w:tabs>
-          <w:tab w:val="clear" w:pos="720"/>
-          <w:tab w:val="left" w:pos="916"/>
-          <w:tab w:val="left" w:pos="1832"/>
-          <w:tab w:val="left" w:pos="2748"/>
-          <w:tab w:val="left" w:pos="3664"/>
-          <w:tab w:val="left" w:pos="4580"/>
-          <w:tab w:val="left" w:pos="5496"/>
-          <w:tab w:val="left" w:pos="6412"/>
-          <w:tab w:val="left" w:pos="7328"/>
-          <w:tab w:val="left" w:pos="8244"/>
-          <w:tab w:val="left" w:pos="9160"/>
-          <w:tab w:val="left" w:pos="10076"/>
-          <w:tab w:val="left" w:pos="10992"/>
-          <w:tab w:val="left" w:pos="11908"/>
-          <w:tab w:val="left" w:pos="12824"/>
-          <w:tab w:val="left" w:pos="13740"/>
-          <w:tab w:val="left" w:pos="14656"/>
-        </w:tabs>
-        <w:spacing w:line="270" w:lineRule="atLeast"/>
-        <w:ind w:left="1395"/>
-        <w:rPr>
-          <w:rFonts w:ascii="Consolas" w:hAnsi="Consolas" w:cs="Consolas"/>
-          <w:color w:val="5C5C5C"/>
-          <w:sz w:val="21"/>
-          <w:szCs w:val="21"/>
-        </w:rPr>
-      </w:pPr>
-      <w:r>
-        <w:rPr>
-          <w:rFonts w:ascii="Consolas" w:hAnsi="Consolas" w:cs="Consolas"/>
-          <w:color w:val="A626A4"/>
-          <w:sz w:val="21"/>
-          <w:szCs w:val="21"/>
-        </w:rPr>
-        <w:t>from</w:t>
-      </w:r>
-      <w:r>
-        <w:rPr>
-          <w:rFonts w:ascii="Consolas" w:hAnsi="Consolas" w:cs="Consolas"/>
-          <w:color w:val="5C5C5C"/>
-          <w:sz w:val="21"/>
-          <w:szCs w:val="21"/>
-        </w:rPr>
-        <w:t> .models </w:t>
-      </w:r>
-      <w:r>
-        <w:rPr>
-          <w:rFonts w:ascii="Consolas" w:hAnsi="Consolas" w:cs="Consolas"/>
-          <w:color w:val="A626A4"/>
-          <w:sz w:val="21"/>
-          <w:szCs w:val="21"/>
-        </w:rPr>
-        <w:t>import</w:t>
-      </w:r>
-      <w:r>
-        <w:rPr>
-          <w:rFonts w:ascii="Consolas" w:hAnsi="Consolas" w:cs="Consolas"/>
-          <w:color w:val="5C5C5C"/>
-          <w:sz w:val="21"/>
-          <w:szCs w:val="21"/>
-        </w:rPr>
-        <w:t> Post</w:t>
-      </w:r>
-    </w:p>
-    <w:p>
-      <w:pPr>
-        <w:numPr>
-          <w:ilvl w:val="0"/>
-          <w:numId w:val="175"/>
-        </w:numPr>
-        <w:pBdr>
-          <w:left w:val="single" w:sz="18" w:space="0" w:color="6CE26C"/>
-        </w:pBdr>
-        <w:shd w:val="clear" w:color="auto" w:fill="FAFAFA"/>
-        <w:tabs>
-          <w:tab w:val="clear" w:pos="720"/>
-          <w:tab w:val="left" w:pos="916"/>
-          <w:tab w:val="left" w:pos="1832"/>
-          <w:tab w:val="left" w:pos="2748"/>
-          <w:tab w:val="left" w:pos="3664"/>
-          <w:tab w:val="left" w:pos="4580"/>
-          <w:tab w:val="left" w:pos="5496"/>
-          <w:tab w:val="left" w:pos="6412"/>
-          <w:tab w:val="left" w:pos="7328"/>
-          <w:tab w:val="left" w:pos="8244"/>
-          <w:tab w:val="left" w:pos="9160"/>
-          <w:tab w:val="left" w:pos="10076"/>
-          <w:tab w:val="left" w:pos="10992"/>
-          <w:tab w:val="left" w:pos="11908"/>
-          <w:tab w:val="left" w:pos="12824"/>
-          <w:tab w:val="left" w:pos="13740"/>
-          <w:tab w:val="left" w:pos="14656"/>
-        </w:tabs>
-        <w:spacing w:line="270" w:lineRule="atLeast"/>
-        <w:ind w:left="1395"/>
-        <w:rPr>
-          <w:rFonts w:ascii="Consolas" w:hAnsi="Consolas" w:cs="Consolas"/>
-          <w:color w:val="5C5C5C"/>
-          <w:sz w:val="21"/>
-          <w:szCs w:val="21"/>
-        </w:rPr>
-      </w:pPr>
-    </w:p>
-    <w:p>
-      <w:pPr>
-        <w:numPr>
-          <w:ilvl w:val="0"/>
-          <w:numId w:val="175"/>
-        </w:numPr>
-        <w:pBdr>
-          <w:left w:val="single" w:sz="18" w:space="0" w:color="6CE26C"/>
-        </w:pBdr>
-        <w:shd w:val="clear" w:color="auto" w:fill="F8F8F8"/>
-        <w:tabs>
-          <w:tab w:val="clear" w:pos="720"/>
-          <w:tab w:val="left" w:pos="916"/>
-          <w:tab w:val="left" w:pos="1832"/>
-          <w:tab w:val="left" w:pos="2748"/>
-          <w:tab w:val="left" w:pos="3664"/>
-          <w:tab w:val="left" w:pos="4580"/>
-          <w:tab w:val="left" w:pos="5496"/>
-          <w:tab w:val="left" w:pos="6412"/>
-          <w:tab w:val="left" w:pos="7328"/>
-          <w:tab w:val="left" w:pos="8244"/>
-          <w:tab w:val="left" w:pos="9160"/>
-          <w:tab w:val="left" w:pos="10076"/>
-          <w:tab w:val="left" w:pos="10992"/>
-          <w:tab w:val="left" w:pos="11908"/>
-          <w:tab w:val="left" w:pos="12824"/>
-          <w:tab w:val="left" w:pos="13740"/>
-          <w:tab w:val="left" w:pos="14656"/>
-        </w:tabs>
-        <w:spacing w:line="270" w:lineRule="atLeast"/>
-        <w:ind w:left="1395"/>
-        <w:rPr>
-          <w:rFonts w:ascii="Consolas" w:hAnsi="Consolas" w:cs="Consolas"/>
-          <w:color w:val="5C5C5C"/>
-          <w:sz w:val="21"/>
-          <w:szCs w:val="21"/>
-        </w:rPr>
-      </w:pPr>
-      <w:r>
-        <w:rPr>
-          <w:rFonts w:ascii="Consolas" w:hAnsi="Consolas" w:cs="Consolas"/>
-          <w:color w:val="5C5C5C"/>
-          <w:sz w:val="21"/>
-          <w:szCs w:val="21"/>
-        </w:rPr>
-        <w:t>admin.site.register(Post)</w:t>
-      </w:r>
-    </w:p>
-    <w:p/>
-    <w:p>
-      <w:pPr>
-        <w:pStyle w:val="HTMLPreformatted"/>
-        <w:ind w:left="720"/>
-      </w:pPr>
-    </w:p>
-    <w:p>
-      <w:pPr>
-        <w:pStyle w:val="NormalWeb"/>
-        <w:numPr>
-          <w:ilvl w:val="0"/>
-          <w:numId w:val="172"/>
-        </w:numPr>
-      </w:pPr>
-      <w:r>
-        <w:rPr>
-          <w:rStyle w:val="selected"/>
-        </w:rPr>
-        <w:t>Buat akun superuser untuk bisa login ke panel admin.</w:t>
-      </w:r>
-    </w:p>
-    <w:p>
-      <w:pPr>
-        <w:pStyle w:val="ListParagraph"/>
-        <w:jc w:val="both"/>
-        <w:rPr>
-          <w:rFonts w:ascii="Courier New" w:hAnsi="Courier New" w:cs="Courier New"/>
-          <w:sz w:val="22"/>
-          <w:szCs w:val="22"/>
-        </w:rPr>
-      </w:pPr>
-      <w:r>
-        <w:rPr>
-          <w:rFonts w:ascii="Courier New" w:hAnsi="Courier New" w:cs="Courier New"/>
-          <w:sz w:val="22"/>
-          <w:szCs w:val="22"/>
-        </w:rPr>
-        <w:t>Terminal</w:t>
-      </w:r>
-    </w:p>
-    <w:p>
-      <w:pPr>
-        <w:numPr>
-          <w:ilvl w:val="0"/>
-          <w:numId w:val="176"/>
-        </w:numPr>
-        <w:pBdr>
-          <w:left w:val="single" w:sz="18" w:space="0" w:color="6CE26C"/>
-        </w:pBdr>
-        <w:spacing w:line="270" w:lineRule="atLeast"/>
-        <w:ind w:left="1395"/>
-        <w:rPr>
-          <w:rFonts w:ascii="Consolas" w:hAnsi="Consolas" w:cs="Consolas"/>
-          <w:color w:val="5C5C5C"/>
-          <w:sz w:val="21"/>
-          <w:szCs w:val="21"/>
-        </w:rPr>
-      </w:pPr>
-      <w:r>
-        <w:rPr>
-          <w:rFonts w:ascii="Consolas" w:hAnsi="Consolas" w:cs="Consolas"/>
-          <w:color w:val="5C5C5C"/>
-          <w:sz w:val="21"/>
-          <w:szCs w:val="21"/>
-        </w:rPr>
-        <w:t>python manage.py createsuperuser</w:t>
-      </w:r>
-    </w:p>
-    <w:p>
-      <w:pPr>
-        <w:pStyle w:val="HTMLPreformatted"/>
-        <w:ind w:left="720"/>
-      </w:pPr>
-    </w:p>
-    <w:p>
-      <w:pPr>
-        <w:pStyle w:val="NormalWeb"/>
-        <w:ind w:left="720"/>
-        <w:rPr>
-          <w:rStyle w:val="selected"/>
-          <w:i/>
-          <w:iCs/>
-        </w:rPr>
-      </w:pPr>
-      <w:r>
-        <w:rPr>
-          <w:rStyle w:val="selected"/>
-          <w:i/>
-          <w:iCs/>
-        </w:rPr>
-        <w:t>Ikuti prompt untuk membuat username, email, dan password.</w:t>
-      </w:r>
-    </w:p>
-    <w:p>
-      <w:pPr>
-        <w:pStyle w:val="NormalWeb"/>
-        <w:ind w:left="720"/>
-        <w:rPr>
-          <w:rStyle w:val="selected"/>
-        </w:rPr>
-      </w:pPr>
-      <w:r>
-        <w:rPr>
-          <w:rStyle w:val="selected"/>
-        </w:rPr>
-        <w:t>Username : admin</w:t>
-      </w:r>
-    </w:p>
-    <w:p>
-      <w:pPr>
-        <w:pStyle w:val="NormalWeb"/>
-        <w:ind w:left="720"/>
-        <w:rPr>
-          <w:rStyle w:val="selected"/>
-        </w:rPr>
-      </w:pPr>
-      <w:r>
-        <w:rPr>
-          <w:rStyle w:val="selected"/>
-        </w:rPr>
-        <w:t xml:space="preserve">Email : </w:t>
-      </w:r>
-      <w:hyperlink r:id="rId11" w:history="1">
-        <w:r>
-          <w:rPr>
-            <w:rStyle w:val="Hyperlink"/>
-            <w:rFonts w:asciiTheme="minorHAnsi" w:hAnsiTheme="minorHAnsi"/>
-          </w:rPr>
-          <w:t>admin@admin.com</w:t>
-        </w:r>
-      </w:hyperlink>
-    </w:p>
-    <w:p>
-      <w:pPr>
-        <w:pStyle w:val="NormalWeb"/>
-        <w:ind w:left="720"/>
-      </w:pPr>
-      <w:r>
-        <w:rPr>
-          <w:rStyle w:val="selected"/>
-        </w:rPr>
-        <w:t>Password : 4dm1nptiums123</w:t>
-      </w:r>
-    </w:p>
-    <w:p>
-      <w:pPr>
-        <w:pStyle w:val="NormalWeb"/>
-        <w:numPr>
-          <w:ilvl w:val="0"/>
-          <w:numId w:val="172"/>
-        </w:numPr>
-      </w:pPr>
-      <w:r>
-        <w:rPr>
-          <w:rStyle w:val="selected"/>
-        </w:rPr>
-        <w:t xml:space="preserve">Jalankan kembali server dan kunjungi </w:t>
-      </w:r>
-      <w:r>
-        <w:rPr>
-          <w:rStyle w:val="selected"/>
-          <w:rFonts w:ascii="Courier New" w:hAnsi="Courier New" w:cs="Courier New"/>
-          <w:sz w:val="20"/>
-          <w:szCs w:val="20"/>
-        </w:rPr>
-        <w:t>http://127.0.0.1:8000/admin/</w:t>
-      </w:r>
-      <w:r>
-        <w:rPr>
-          <w:rStyle w:val="selected"/>
-        </w:rPr>
-        <w:t>. Login dengan akun yang baru saja Anda buat</w:t>
-      </w:r>
-    </w:p>
-    <w:p>
-      <w:pPr>
-        <w:pStyle w:val="ListParagraph"/>
-        <w:jc w:val="both"/>
-        <w:rPr>
-          <w:rFonts w:ascii="Courier New" w:hAnsi="Courier New" w:cs="Courier New"/>
-          <w:sz w:val="22"/>
-          <w:szCs w:val="22"/>
-        </w:rPr>
-      </w:pPr>
-      <w:r>
-        <w:rPr>
-          <w:rFonts w:ascii="Courier New" w:hAnsi="Courier New" w:cs="Courier New"/>
-          <w:sz w:val="22"/>
-          <w:szCs w:val="22"/>
-        </w:rPr>
-        <w:t>Terminal</w:t>
-      </w:r>
-    </w:p>
-    <w:p>
-      <w:pPr>
-        <w:numPr>
-          <w:ilvl w:val="0"/>
-          <w:numId w:val="177"/>
-        </w:numPr>
-        <w:pBdr>
-          <w:left w:val="single" w:sz="18" w:space="0" w:color="6CE26C"/>
-        </w:pBdr>
-        <w:shd w:val="clear" w:color="auto" w:fill="FAFAFA"/>
-        <w:tabs>
-          <w:tab w:val="clear" w:pos="720"/>
-          <w:tab w:val="left" w:pos="916"/>
-          <w:tab w:val="left" w:pos="1832"/>
-          <w:tab w:val="left" w:pos="2748"/>
-          <w:tab w:val="left" w:pos="3664"/>
-          <w:tab w:val="left" w:pos="4580"/>
-          <w:tab w:val="left" w:pos="5496"/>
-          <w:tab w:val="left" w:pos="6412"/>
-          <w:tab w:val="left" w:pos="7328"/>
-          <w:tab w:val="left" w:pos="8244"/>
-          <w:tab w:val="left" w:pos="9160"/>
-          <w:tab w:val="left" w:pos="10076"/>
-          <w:tab w:val="left" w:pos="10992"/>
-          <w:tab w:val="left" w:pos="11908"/>
-          <w:tab w:val="left" w:pos="12824"/>
-          <w:tab w:val="left" w:pos="13740"/>
-          <w:tab w:val="left" w:pos="14656"/>
-        </w:tabs>
-        <w:spacing w:line="270" w:lineRule="atLeast"/>
-        <w:rPr>
-          <w:rFonts w:ascii="Consolas" w:hAnsi="Consolas" w:cs="Consolas"/>
-          <w:color w:val="5C5C5C"/>
-          <w:sz w:val="21"/>
-          <w:szCs w:val="21"/>
-        </w:rPr>
-      </w:pPr>
-      <w:r>
-        <w:rPr>
-          <w:rFonts w:ascii="Consolas" w:hAnsi="Consolas" w:cs="Consolas"/>
-          <w:color w:val="5C5C5C"/>
-          <w:sz w:val="21"/>
-          <w:szCs w:val="21"/>
-        </w:rPr>
-        <w:t>python manage.py runserver</w:t>
-      </w:r>
-    </w:p>
-    <w:p>
-      <w:pPr>
-        <w:jc w:val="both"/>
-        <w:rPr>
-          <w:rFonts w:ascii="Calibri" w:hAnsi="Calibri" w:cs="Calibri"/>
-        </w:rPr>
-      </w:pPr>
-    </w:p>
-    <w:p>
-      <w:pPr>
-        <w:jc w:val="both"/>
-        <w:rPr>
-          <w:rStyle w:val="selected"/>
-          <w:rFonts w:ascii="Times New Roman" w:hAnsi="Times New Roman"/>
-          <w:b/>
-          <w:bCs/>
-        </w:rPr>
-      </w:pPr>
-    </w:p>
-    <w:p>
-      <w:pPr>
-        <w:ind w:left="720"/>
-        <w:jc w:val="center"/>
-        <w:rPr>
-          <w:rStyle w:val="selected"/>
-          <w:rFonts w:ascii="Times New Roman" w:hAnsi="Times New Roman"/>
-          <w:b/>
-          <w:bCs/>
-        </w:rPr>
-      </w:pPr>
-      <w:r>
-        <w:rPr>
-          <w:rStyle w:val="selected"/>
-          <w:rFonts w:ascii="Times New Roman" w:hAnsi="Times New Roman"/>
-          <w:b/>
-          <w:bCs/>
+      </w:pPr>
+      <w:r>
+        <w:rPr>
           <w:noProof/>
         </w:rPr>
         <w:drawing>
-          <wp:inline distT="0" distB="0" distL="0" distR="0" wp14:anchorId="4B2C7916" wp14:editId="4DD4AB1E">
-            <wp:extent cx="3147060" cy="2904978"/>
-            <wp:effectExtent l="63500" t="63500" r="129540" b="130810"/>
-            <wp:docPr id="753967847" name="Picture 1" descr="A screenshot of a login form&#10;&#10;AI-generated content may be incorrect."/>
+          <wp:inline distT="0" distB="0" distL="0" distR="0" wp14:anchorId="5287D762" wp14:editId="471A2745">
+            <wp:extent cx="3540166" cy="4330095"/>
+            <wp:effectExtent l="0" t="0" r="0" b="635"/>
+            <wp:docPr id="580849529" name="Picture 1" descr="A screenshot of a computer&#10;&#10;AI-generated content may be incorrect."/>
             <wp:cNvGraphicFramePr>
               <a:graphicFrameLocks xmlns:a="http://schemas.openxmlformats.org/drawingml/2006/main" noChangeAspect="1"/>
             </wp:cNvGraphicFramePr>
@@ -6598,11 +6299,17 @@
               <a:graphicData uri="http://schemas.openxmlformats.org/drawingml/2006/picture">
                 <pic:pic xmlns:pic="http://schemas.openxmlformats.org/drawingml/2006/picture">
                   <pic:nvPicPr>
-                    <pic:cNvPr id="753967847" name="Picture 1" descr="A screenshot of a login form&#10;&#10;AI-generated content may be incorrect."/>
+                    <pic:cNvPr id="580849529" name="Picture 1" descr="A screenshot of a computer&#10;&#10;AI-generated content may be incorrect."/>
                     <pic:cNvPicPr/>
                   </pic:nvPicPr>
                   <pic:blipFill>
-                    <a:blip r:embed="rId12"/>
+                    <a:blip r:embed="rId11" cstate="print">
+                      <a:extLst>
+                        <a:ext uri="{28A0092B-C50C-407E-A947-70E740481C1C}">
+                          <a14:useLocalDpi xmlns:a14="http://schemas.microsoft.com/office/drawing/2010/main" val="0"/>
+                        </a:ext>
+                      </a:extLst>
+                    </a:blip>
                     <a:stretch>
                       <a:fillRect/>
                     </a:stretch>
@@ -6610,211 +6317,11 @@
                   <pic:spPr>
                     <a:xfrm>
                       <a:off x="0" y="0"/>
-                      <a:ext cx="3164333" cy="2920923"/>
+                      <a:ext cx="3550775" cy="4343071"/>
                     </a:xfrm>
                     <a:prstGeom prst="rect">
                       <a:avLst/>
                     </a:prstGeom>
-                    <a:ln w="38100" cap="sq">
-                      <a:solidFill>
-                        <a:srgbClr val="000000"/>
-                      </a:solidFill>
-                      <a:prstDash val="solid"/>
-                      <a:miter lim="800000"/>
-                    </a:ln>
-                    <a:effectLst>
-                      <a:outerShdw blurRad="50800" dist="38100" dir="2700000" algn="tl" rotWithShape="0">
-                        <a:srgbClr val="000000">
-                          <a:alpha val="43000"/>
-                        </a:srgbClr>
-                      </a:outerShdw>
-                    </a:effectLst>
-                  </pic:spPr>
-                </pic:pic>
-              </a:graphicData>
-            </a:graphic>
-          </wp:inline>
-        </w:drawing>
-      </w:r>
-    </w:p>
-    <w:p>
-      <w:pPr>
-        <w:ind w:left="720"/>
-        <w:jc w:val="both"/>
-        <w:rPr>
-          <w:rStyle w:val="selected"/>
-          <w:rFonts w:ascii="Times New Roman" w:hAnsi="Times New Roman"/>
-          <w:b/>
-          <w:bCs/>
-        </w:rPr>
-      </w:pPr>
-    </w:p>
-    <w:p>
-      <w:pPr>
-        <w:pStyle w:val="ListParagraph"/>
-        <w:numPr>
-          <w:ilvl w:val="0"/>
-          <w:numId w:val="172"/>
-        </w:numPr>
-        <w:jc w:val="both"/>
-        <w:rPr>
-          <w:rStyle w:val="selected"/>
-          <w:rFonts w:ascii="Calibri" w:hAnsi="Calibri" w:cs="Calibri"/>
-        </w:rPr>
-      </w:pPr>
-      <w:r>
-        <w:rPr>
-          <w:rStyle w:val="selected"/>
-          <w:rFonts w:ascii="Calibri" w:hAnsi="Calibri" w:cs="Calibri"/>
-        </w:rPr>
-        <w:t xml:space="preserve">Klik tombol </w:t>
-      </w:r>
-      <w:r>
-        <w:rPr>
-          <w:rStyle w:val="selected"/>
-          <w:rFonts w:ascii="Courier New" w:hAnsi="Courier New" w:cs="Courier New"/>
-        </w:rPr>
-        <w:t>+Add</w:t>
-      </w:r>
-      <w:r>
-        <w:rPr>
-          <w:rStyle w:val="selected"/>
-          <w:rFonts w:ascii="Calibri" w:hAnsi="Calibri" w:cs="Calibri"/>
-        </w:rPr>
-        <w:t xml:space="preserve"> pada </w:t>
-      </w:r>
-      <w:r>
-        <w:rPr>
-          <w:rStyle w:val="selected"/>
-          <w:rFonts w:ascii="Courier New" w:hAnsi="Courier New" w:cs="Courier New"/>
-        </w:rPr>
-        <w:t>Posts</w:t>
-      </w:r>
-      <w:r>
-        <w:rPr>
-          <w:rStyle w:val="selected"/>
-          <w:rFonts w:ascii="Calibri" w:hAnsi="Calibri" w:cs="Calibri"/>
-        </w:rPr>
-        <w:t xml:space="preserve"> kemudian buatlah 3 isian postingan untuk blog kita. </w:t>
-      </w:r>
-      <w:r>
-        <w:rPr>
-          <w:rStyle w:val="selected"/>
-          <w:rFonts w:ascii="Calibri" w:hAnsi="Calibri" w:cs="Calibri"/>
-        </w:rPr>
-        <w:t xml:space="preserve">Jangan lupa klik </w:t>
-      </w:r>
-      <w:r>
-        <w:rPr>
-          <w:rStyle w:val="selected"/>
-          <w:rFonts w:ascii="Calibri" w:hAnsi="Calibri" w:cs="Calibri"/>
-        </w:rPr>
-        <w:t xml:space="preserve"> </w:t>
-      </w:r>
-      <w:r>
-        <w:rPr>
-          <w:rStyle w:val="selected"/>
-          <w:rFonts w:ascii="Courier New" w:hAnsi="Courier New" w:cs="Courier New"/>
-        </w:rPr>
-        <w:t>Save</w:t>
-      </w:r>
-      <w:r>
-        <w:rPr>
-          <w:rStyle w:val="selected"/>
-          <w:rFonts w:ascii="Calibri" w:hAnsi="Calibri" w:cs="Calibri"/>
-        </w:rPr>
-        <w:t xml:space="preserve"> setiap kali selesai </w:t>
-      </w:r>
-      <w:r>
-        <w:rPr>
-          <w:rStyle w:val="selected"/>
-          <w:rFonts w:ascii="Calibri" w:hAnsi="Calibri" w:cs="Calibri"/>
-        </w:rPr>
-        <w:t>membuat postingan blog</w:t>
-      </w:r>
-      <w:r>
-        <w:rPr>
-          <w:rStyle w:val="selected"/>
-          <w:rFonts w:ascii="Calibri" w:hAnsi="Calibri" w:cs="Calibri"/>
-        </w:rPr>
-        <w:t>.</w:t>
-      </w:r>
-    </w:p>
-    <w:p>
-      <w:pPr>
-        <w:pStyle w:val="ListParagraph"/>
-        <w:jc w:val="both"/>
-        <w:rPr>
-          <w:rStyle w:val="selected"/>
-          <w:rFonts w:ascii="Times New Roman" w:hAnsi="Times New Roman"/>
-          <w:b/>
-          <w:bCs/>
-        </w:rPr>
-      </w:pPr>
-    </w:p>
-    <w:p>
-      <w:pPr>
-        <w:pStyle w:val="ListParagraph"/>
-        <w:jc w:val="center"/>
-        <w:rPr>
-          <w:rStyle w:val="selected"/>
-          <w:rFonts w:ascii="Times New Roman" w:hAnsi="Times New Roman"/>
-          <w:b/>
-          <w:bCs/>
-        </w:rPr>
-      </w:pPr>
-      <w:r>
-        <w:rPr>
-          <w:rStyle w:val="selected"/>
-          <w:rFonts w:ascii="Times New Roman" w:hAnsi="Times New Roman"/>
-          <w:b/>
-          <w:bCs/>
-          <w:noProof/>
-        </w:rPr>
-        <w:lastRenderedPageBreak/>
-        <w:drawing>
-          <wp:inline distT="0" distB="0" distL="0" distR="0" wp14:anchorId="3AC57FC0" wp14:editId="546DC6F6">
-            <wp:extent cx="4781623" cy="3432322"/>
-            <wp:effectExtent l="63500" t="63500" r="120650" b="123825"/>
-            <wp:docPr id="1290591945" name="Picture 1" descr="A screenshot of a computer&#10;&#10;AI-generated content may be incorrect."/>
-            <wp:cNvGraphicFramePr>
-              <a:graphicFrameLocks xmlns:a="http://schemas.openxmlformats.org/drawingml/2006/main" noChangeAspect="1"/>
-            </wp:cNvGraphicFramePr>
-            <a:graphic xmlns:a="http://schemas.openxmlformats.org/drawingml/2006/main">
-              <a:graphicData uri="http://schemas.openxmlformats.org/drawingml/2006/picture">
-                <pic:pic xmlns:pic="http://schemas.openxmlformats.org/drawingml/2006/picture">
-                  <pic:nvPicPr>
-                    <pic:cNvPr id="1290591945" name="Picture 1" descr="A screenshot of a computer&#10;&#10;AI-generated content may be incorrect."/>
-                    <pic:cNvPicPr/>
-                  </pic:nvPicPr>
-                  <pic:blipFill>
-                    <a:blip r:embed="rId13"/>
-                    <a:stretch>
-                      <a:fillRect/>
-                    </a:stretch>
-                  </pic:blipFill>
-                  <pic:spPr>
-                    <a:xfrm>
-                      <a:off x="0" y="0"/>
-                      <a:ext cx="4801228" cy="3446395"/>
-                    </a:xfrm>
-                    <a:prstGeom prst="rect">
-                      <a:avLst/>
-                    </a:prstGeom>
-                    <a:ln w="38100" cap="sq">
-                      <a:solidFill>
-                        <a:srgbClr val="000000"/>
-                      </a:solidFill>
-                      <a:prstDash val="solid"/>
-                      <a:miter lim="800000"/>
-                    </a:ln>
-                    <a:effectLst>
-                      <a:outerShdw blurRad="50800" dist="38100" dir="2700000" algn="tl" rotWithShape="0">
-                        <a:srgbClr val="000000">
-                          <a:alpha val="43000"/>
-                        </a:srgbClr>
-                      </a:outerShdw>
-                    </a:effectLst>
                   </pic:spPr>
                 </pic:pic>
               </a:graphicData>
@@ -6867,48 +6374,57 @@
           <w:numId w:val="178"/>
         </w:numPr>
         <w:spacing w:before="100" w:beforeAutospacing="1" w:after="100" w:afterAutospacing="1"/>
-      </w:pPr>
-      <w:r>
-        <w:t xml:space="preserve">Alur kerja Django mengikuti pola </w:t>
-      </w:r>
-      <w:r>
-        <w:rPr>
-          <w:b/>
-          <w:bCs/>
-        </w:rPr>
-        <w:t>URL -&gt; View -&gt; Template</w:t>
-      </w:r>
-      <w:r>
-        <w:t xml:space="preserve">. URL memetakan permintaan ke </w:t>
-      </w:r>
-      <w:r>
-        <w:rPr>
+        <w:jc w:val="both"/>
+        <w:rPr>
+          <w:rFonts w:ascii="Calibri" w:hAnsi="Calibri" w:cs="Calibri"/>
+        </w:rPr>
+      </w:pPr>
+      <w:r>
+        <w:rPr>
+          <w:rFonts w:ascii="Calibri" w:hAnsi="Calibri" w:cs="Calibri"/>
+        </w:rPr>
+        <w:t xml:space="preserve">Alur kerja Django mengikuti pola URL -&gt; View -&gt; Template. URL memetakan permintaan ke </w:t>
+      </w:r>
+      <w:r>
+        <w:rPr>
+          <w:rFonts w:ascii="Calibri" w:hAnsi="Calibri" w:cs="Calibri"/>
           <w:i/>
           <w:iCs/>
         </w:rPr>
         <w:t>View</w:t>
       </w:r>
       <w:r>
+        <w:rPr>
+          <w:rFonts w:ascii="Calibri" w:hAnsi="Calibri" w:cs="Calibri"/>
+        </w:rPr>
         <w:t xml:space="preserve">, </w:t>
       </w:r>
       <w:r>
         <w:rPr>
+          <w:rFonts w:ascii="Calibri" w:hAnsi="Calibri" w:cs="Calibri"/>
           <w:i/>
           <w:iCs/>
         </w:rPr>
         <w:t>View</w:t>
       </w:r>
       <w:r>
+        <w:rPr>
+          <w:rFonts w:ascii="Calibri" w:hAnsi="Calibri" w:cs="Calibri"/>
+        </w:rPr>
         <w:t xml:space="preserve"> berisi logika dan mengambil data, dan </w:t>
       </w:r>
       <w:r>
         <w:rPr>
+          <w:rFonts w:ascii="Calibri" w:hAnsi="Calibri" w:cs="Calibri"/>
           <w:i/>
           <w:iCs/>
         </w:rPr>
         <w:t>Template</w:t>
       </w:r>
       <w:r>
+        <w:rPr>
+          <w:rFonts w:ascii="Calibri" w:hAnsi="Calibri" w:cs="Calibri"/>
+        </w:rPr>
         <w:t xml:space="preserve"> bertanggung jawab untuk presentasi.</w:t>
       </w:r>
     </w:p>
@@ -6919,9 +6435,16 @@
           <w:numId w:val="178"/>
         </w:numPr>
         <w:spacing w:before="100" w:beforeAutospacing="1" w:after="100" w:afterAutospacing="1"/>
-      </w:pPr>
-      <w:r>
-        <w:t xml:space="preserve">Konfigurasi URL yang modular, dengan setiap aplikasi memiliki </w:t>
+        <w:jc w:val="both"/>
+      </w:pPr>
+      <w:r>
+        <w:rPr>
+          <w:rFonts w:ascii="Calibri" w:hAnsi="Calibri" w:cs="Calibri"/>
+        </w:rPr>
+        <w:t>Konfigurasi URL yang modular, dengan setiap aplikasi memiliki</w:t>
+      </w:r>
+      <w:r>
+        <w:t xml:space="preserve"> </w:t>
       </w:r>
       <w:r>
         <w:rPr>
@@ -6932,7 +6455,13 @@
         <w:t>urls.py</w:t>
       </w:r>
       <w:r>
-        <w:t>-nya sendiri dan di-</w:t>
+        <w:t>-</w:t>
+      </w:r>
+      <w:r>
+        <w:rPr>
+          <w:rFonts w:ascii="Calibri" w:hAnsi="Calibri" w:cs="Calibri"/>
+        </w:rPr>
+        <w:t>nya sendiri dan di-</w:t>
       </w:r>
       <w:r>
         <w:rPr>
@@ -6943,7 +6472,16 @@
         <w:t>include</w:t>
       </w:r>
       <w:r>
-        <w:t xml:space="preserve"> oleh proyek utama, adalah praktik terbaik.</w:t>
+        <w:t xml:space="preserve"> </w:t>
+      </w:r>
+      <w:r>
+        <w:rPr>
+          <w:rFonts w:ascii="Calibri" w:hAnsi="Calibri" w:cs="Calibri"/>
+        </w:rPr>
+        <w:t>oleh proyek utama, adalah praktik terbaik</w:t>
+      </w:r>
+      <w:r>
+        <w:t>.</w:t>
       </w:r>
     </w:p>
     <w:p>
@@ -6953,26 +6491,24 @@
           <w:numId w:val="178"/>
         </w:numPr>
         <w:spacing w:before="100" w:beforeAutospacing="1" w:after="100" w:afterAutospacing="1"/>
-      </w:pPr>
-      <w:r>
-        <w:rPr>
+        <w:jc w:val="both"/>
+        <w:rPr>
+          <w:rFonts w:ascii="Calibri" w:hAnsi="Calibri" w:cs="Calibri"/>
+        </w:rPr>
+      </w:pPr>
+      <w:r>
+        <w:rPr>
+          <w:rFonts w:ascii="Calibri" w:hAnsi="Calibri" w:cs="Calibri"/>
           <w:i/>
           <w:iCs/>
         </w:rPr>
         <w:t>Views</w:t>
       </w:r>
       <w:r>
-        <w:t xml:space="preserve"> menggunakan </w:t>
-      </w:r>
-      <w:r>
-        <w:rPr>
-          <w:b/>
-          <w:bCs/>
-        </w:rPr>
-        <w:t>Django ORM</w:t>
-      </w:r>
-      <w:r>
-        <w:t xml:space="preserve"> untuk berinteraksi dengan basis data secara efisien tanpa perlu menulis SQL.</w:t>
+        <w:rPr>
+          <w:rFonts w:ascii="Calibri" w:hAnsi="Calibri" w:cs="Calibri"/>
+        </w:rPr>
+        <w:t xml:space="preserve"> menggunakan Django ORM untuk berinteraksi dengan basis data secara efisien tanpa perlu menulis SQL.</w:t>
       </w:r>
     </w:p>
     <w:p>
@@ -6982,16 +6518,19 @@
           <w:numId w:val="178"/>
         </w:numPr>
         <w:spacing w:before="100" w:beforeAutospacing="1" w:after="100" w:afterAutospacing="1"/>
-      </w:pPr>
-      <w:r>
-        <w:rPr>
-          <w:b/>
-          <w:bCs/>
-        </w:rPr>
-        <w:t>Django Template Language (DTL)</w:t>
-      </w:r>
-      <w:r>
-        <w:t xml:space="preserve"> memungkinkan kita menyisipkan data dinamis (</w:t>
+        <w:jc w:val="both"/>
+        <w:rPr>
+          <w:rFonts w:ascii="Calibri" w:hAnsi="Calibri" w:cs="Calibri"/>
+        </w:rPr>
+      </w:pPr>
+      <w:r>
+        <w:rPr>
+          <w:rFonts w:ascii="Calibri" w:hAnsi="Calibri" w:cs="Calibri"/>
+        </w:rPr>
+        <w:t>Django Template Language (DTL) memungkinkan kita menyisipkan data dinamis</w:t>
+      </w:r>
+      <w:r>
+        <w:t xml:space="preserve"> (</w:t>
       </w:r>
       <w:r>
         <w:rPr>
@@ -7002,7 +6541,16 @@
         <w:t>{{ variabel }}</w:t>
       </w:r>
       <w:r>
-        <w:t>) dan logika (</w:t>
+        <w:t xml:space="preserve">) </w:t>
+      </w:r>
+      <w:r>
+        <w:rPr>
+          <w:rFonts w:ascii="Calibri" w:hAnsi="Calibri" w:cs="Calibri"/>
+        </w:rPr>
+        <w:t>dan logika</w:t>
+      </w:r>
+      <w:r>
+        <w:t xml:space="preserve"> (</w:t>
       </w:r>
       <w:r>
         <w:rPr>
@@ -7013,17 +6561,14 @@
         <w:t>{% tag %}</w:t>
       </w:r>
       <w:r>
-        <w:t>) ke dalam file HTML untuk membangun halaman yang dinamis.</w:t>
-      </w:r>
-    </w:p>
-    <w:p>
-      <w:pPr>
-        <w:spacing w:before="100" w:beforeAutospacing="1" w:after="100" w:afterAutospacing="1"/>
-        <w:jc w:val="both"/>
+        <w:t xml:space="preserve">) </w:t>
+      </w:r>
+      <w:r>
         <w:rPr>
           <w:rFonts w:ascii="Calibri" w:hAnsi="Calibri" w:cs="Calibri"/>
         </w:rPr>
-      </w:pPr>
+        <w:t>ke dalam file HTML untuk membangun halaman yang dinamis.</w:t>
+      </w:r>
     </w:p>
     <w:p>
       <w:pPr>
@@ -7046,6 +6591,7 @@
           <w:b/>
           <w:bCs/>
         </w:rPr>
+        <w:lastRenderedPageBreak/>
         <w:t>Tugas</w:t>
       </w:r>
     </w:p>
@@ -7074,13 +6620,14 @@
         </w:numPr>
         <w:jc w:val="both"/>
         <w:rPr>
+          <w:rFonts w:ascii="Calibri" w:hAnsi="Calibri" w:cs="Calibri"/>
           <w:sz w:val="24"/>
           <w:szCs w:val="24"/>
         </w:rPr>
       </w:pPr>
       <w:r>
         <w:rPr>
-          <w:rFonts w:ascii="Times New Roman" w:hAnsi="Times New Roman"/>
+          <w:rFonts w:ascii="Calibri" w:hAnsi="Calibri" w:cs="Calibri"/>
           <w:color w:val="auto"/>
           <w:sz w:val="24"/>
           <w:szCs w:val="24"/>
@@ -7089,7 +6636,7 @@
       </w:r>
       <w:r>
         <w:rPr>
-          <w:rFonts w:ascii="Times New Roman" w:hAnsi="Times New Roman"/>
+          <w:rFonts w:ascii="Calibri" w:hAnsi="Calibri" w:cs="Calibri"/>
           <w:i/>
           <w:iCs/>
           <w:color w:val="auto"/>
@@ -7100,12 +6647,21 @@
       </w:r>
       <w:r>
         <w:rPr>
+          <w:rFonts w:ascii="Calibri" w:hAnsi="Calibri" w:cs="Calibri"/>
+          <w:color w:val="auto"/>
+          <w:sz w:val="24"/>
+          <w:szCs w:val="24"/>
+        </w:rPr>
+        <w:t xml:space="preserve"> (argumen ketiga) dalam fungsi</w:t>
+      </w:r>
+      <w:r>
+        <w:rPr>
           <w:rFonts w:ascii="Times New Roman" w:hAnsi="Times New Roman"/>
           <w:color w:val="auto"/>
           <w:sz w:val="24"/>
           <w:szCs w:val="24"/>
         </w:rPr>
-        <w:t xml:space="preserve"> (argumen ketiga) dalam fungsi </w:t>
+        <w:t xml:space="preserve"> </w:t>
       </w:r>
       <w:r>
         <w:rPr>
@@ -7123,11 +6679,20 @@
           <w:sz w:val="24"/>
           <w:szCs w:val="24"/>
         </w:rPr>
-        <w:t xml:space="preserve"> di sebuah </w:t>
-      </w:r>
-      <w:r>
-        <w:rPr>
-          <w:rFonts w:ascii="Times New Roman" w:hAnsi="Times New Roman"/>
+        <w:t xml:space="preserve"> </w:t>
+      </w:r>
+      <w:r>
+        <w:rPr>
+          <w:rFonts w:ascii="Calibri" w:hAnsi="Calibri" w:cs="Calibri"/>
+          <w:color w:val="auto"/>
+          <w:sz w:val="24"/>
+          <w:szCs w:val="24"/>
+        </w:rPr>
+        <w:t xml:space="preserve">di sebuah </w:t>
+      </w:r>
+      <w:r>
+        <w:rPr>
+          <w:rFonts w:ascii="Calibri" w:hAnsi="Calibri" w:cs="Calibri"/>
           <w:i/>
           <w:iCs/>
           <w:color w:val="auto"/>
@@ -7138,7 +6703,7 @@
       </w:r>
       <w:r>
         <w:rPr>
-          <w:rFonts w:ascii="Times New Roman" w:hAnsi="Times New Roman"/>
+          <w:rFonts w:ascii="Calibri" w:hAnsi="Calibri" w:cs="Calibri"/>
           <w:color w:val="auto"/>
           <w:sz w:val="24"/>
           <w:szCs w:val="24"/>
@@ -7147,7 +6712,7 @@
       </w:r>
       <w:r>
         <w:rPr>
-          <w:rFonts w:ascii="Times New Roman" w:hAnsi="Times New Roman"/>
+          <w:rFonts w:ascii="Calibri" w:hAnsi="Calibri" w:cs="Calibri"/>
           <w:i/>
           <w:iCs/>
           <w:color w:val="auto"/>
@@ -7158,7 +6723,7 @@
       </w:r>
       <w:r>
         <w:rPr>
-          <w:rFonts w:ascii="Times New Roman" w:hAnsi="Times New Roman"/>
+          <w:rFonts w:ascii="Calibri" w:hAnsi="Calibri" w:cs="Calibri"/>
           <w:color w:val="auto"/>
           <w:sz w:val="24"/>
           <w:szCs w:val="24"/>
@@ -7175,10 +6740,20 @@
         </w:numPr>
         <w:jc w:val="both"/>
         <w:rPr>
+          <w:rFonts w:ascii="Calibri" w:hAnsi="Calibri" w:cs="Calibri"/>
           <w:sz w:val="24"/>
           <w:szCs w:val="24"/>
         </w:rPr>
       </w:pPr>
+      <w:r>
+        <w:rPr>
+          <w:rFonts w:ascii="Calibri" w:hAnsi="Calibri" w:cs="Calibri"/>
+          <w:color w:val="auto"/>
+          <w:sz w:val="24"/>
+          <w:szCs w:val="24"/>
+        </w:rPr>
+        <w:t>Mengapa memberikan</w:t>
+      </w:r>
       <w:r>
         <w:rPr>
           <w:rFonts w:ascii="Times New Roman" w:hAnsi="Times New Roman"/>
@@ -7186,7 +6761,7 @@
           <w:sz w:val="24"/>
           <w:szCs w:val="24"/>
         </w:rPr>
-        <w:t xml:space="preserve">Mengapa memberikan </w:t>
+        <w:t xml:space="preserve"> </w:t>
       </w:r>
       <w:r>
         <w:rPr>
@@ -7204,7 +6779,25 @@
           <w:sz w:val="24"/>
           <w:szCs w:val="24"/>
         </w:rPr>
-        <w:t xml:space="preserve"> pada setiap </w:t>
+        <w:t xml:space="preserve"> </w:t>
+      </w:r>
+      <w:r>
+        <w:rPr>
+          <w:rFonts w:ascii="Calibri" w:hAnsi="Calibri" w:cs="Calibri"/>
+          <w:color w:val="auto"/>
+          <w:sz w:val="24"/>
+          <w:szCs w:val="24"/>
+        </w:rPr>
+        <w:t>pada setiap</w:t>
+      </w:r>
+      <w:r>
+        <w:rPr>
+          <w:rFonts w:ascii="Times New Roman" w:hAnsi="Times New Roman"/>
+          <w:color w:val="auto"/>
+          <w:sz w:val="24"/>
+          <w:szCs w:val="24"/>
+        </w:rPr>
+        <w:t xml:space="preserve"> </w:t>
       </w:r>
       <w:r>
         <w:rPr>
@@ -7222,7 +6815,25 @@
           <w:sz w:val="24"/>
           <w:szCs w:val="24"/>
         </w:rPr>
-        <w:t xml:space="preserve"> di </w:t>
+        <w:t xml:space="preserve"> </w:t>
+      </w:r>
+      <w:r>
+        <w:rPr>
+          <w:rFonts w:ascii="Calibri" w:hAnsi="Calibri" w:cs="Calibri"/>
+          <w:color w:val="auto"/>
+          <w:sz w:val="24"/>
+          <w:szCs w:val="24"/>
+        </w:rPr>
+        <w:t>di</w:t>
+      </w:r>
+      <w:r>
+        <w:rPr>
+          <w:rFonts w:ascii="Times New Roman" w:hAnsi="Times New Roman"/>
+          <w:color w:val="auto"/>
+          <w:sz w:val="24"/>
+          <w:szCs w:val="24"/>
+        </w:rPr>
+        <w:t xml:space="preserve"> </w:t>
       </w:r>
       <w:r>
         <w:rPr>
@@ -7240,7 +6851,16 @@
           <w:sz w:val="24"/>
           <w:szCs w:val="24"/>
         </w:rPr>
-        <w:t xml:space="preserve"> dianggap sebagai praktik yang sangat baik?</w:t>
+        <w:t xml:space="preserve"> </w:t>
+      </w:r>
+      <w:r>
+        <w:rPr>
+          <w:rFonts w:ascii="Calibri" w:hAnsi="Calibri" w:cs="Calibri"/>
+          <w:color w:val="auto"/>
+          <w:sz w:val="24"/>
+          <w:szCs w:val="24"/>
+        </w:rPr>
+        <w:t>dianggap sebagai praktik yang sangat baik?</w:t>
       </w:r>
     </w:p>
     <w:p>
@@ -7254,8 +6874,8 @@
       </w:pPr>
     </w:p>
     <w:sectPr>
-      <w:footerReference w:type="even" r:id="rId14"/>
-      <w:footerReference w:type="default" r:id="rId15"/>
+      <w:footerReference w:type="even" r:id="rId12"/>
+      <w:footerReference w:type="default" r:id="rId13"/>
       <w:pgSz w:w="11906" w:h="16838"/>
       <w:pgMar w:top="1440" w:right="1440" w:bottom="1440" w:left="1440" w:header="708" w:footer="708" w:gutter="0"/>
       <w:cols w:space="708"/>
@@ -19236,6 +18856,92 @@
     </w:lvl>
   </w:abstractNum>
   <w:abstractNum w:abstractNumId="99" w15:restartNumberingAfterBreak="0">
+    <w:nsid w:val="3B002849"/>
+    <w:multiLevelType w:val="hybridMultilevel"/>
+    <w:tmpl w:val="4AD891E0"/>
+    <w:lvl w:ilvl="0" w:tplc="0409000F">
+      <w:start w:val="1"/>
+      <w:numFmt w:val="decimal"/>
+      <w:lvlText w:val="%1."/>
+      <w:lvlJc w:val="left"/>
+      <w:pPr>
+        <w:ind w:left="720" w:hanging="360"/>
+      </w:pPr>
+    </w:lvl>
+    <w:lvl w:ilvl="1" w:tplc="04090019" w:tentative="1">
+      <w:start w:val="1"/>
+      <w:numFmt w:val="lowerLetter"/>
+      <w:lvlText w:val="%2."/>
+      <w:lvlJc w:val="left"/>
+      <w:pPr>
+        <w:ind w:left="1440" w:hanging="360"/>
+      </w:pPr>
+    </w:lvl>
+    <w:lvl w:ilvl="2" w:tplc="0409001B" w:tentative="1">
+      <w:start w:val="1"/>
+      <w:numFmt w:val="lowerRoman"/>
+      <w:lvlText w:val="%3."/>
+      <w:lvlJc w:val="right"/>
+      <w:pPr>
+        <w:ind w:left="2160" w:hanging="180"/>
+      </w:pPr>
+    </w:lvl>
+    <w:lvl w:ilvl="3" w:tplc="0409000F" w:tentative="1">
+      <w:start w:val="1"/>
+      <w:numFmt w:val="decimal"/>
+      <w:lvlText w:val="%4."/>
+      <w:lvlJc w:val="left"/>
+      <w:pPr>
+        <w:ind w:left="2880" w:hanging="360"/>
+      </w:pPr>
+    </w:lvl>
+    <w:lvl w:ilvl="4" w:tplc="04090019" w:tentative="1">
+      <w:start w:val="1"/>
+      <w:numFmt w:val="lowerLetter"/>
+      <w:lvlText w:val="%5."/>
+      <w:lvlJc w:val="left"/>
+      <w:pPr>
+        <w:ind w:left="3600" w:hanging="360"/>
+      </w:pPr>
+    </w:lvl>
+    <w:lvl w:ilvl="5" w:tplc="0409001B" w:tentative="1">
+      <w:start w:val="1"/>
+      <w:numFmt w:val="lowerRoman"/>
+      <w:lvlText w:val="%6."/>
+      <w:lvlJc w:val="right"/>
+      <w:pPr>
+        <w:ind w:left="4320" w:hanging="180"/>
+      </w:pPr>
+    </w:lvl>
+    <w:lvl w:ilvl="6" w:tplc="0409000F" w:tentative="1">
+      <w:start w:val="1"/>
+      <w:numFmt w:val="decimal"/>
+      <w:lvlText w:val="%7."/>
+      <w:lvlJc w:val="left"/>
+      <w:pPr>
+        <w:ind w:left="5040" w:hanging="360"/>
+      </w:pPr>
+    </w:lvl>
+    <w:lvl w:ilvl="7" w:tplc="04090019" w:tentative="1">
+      <w:start w:val="1"/>
+      <w:numFmt w:val="lowerLetter"/>
+      <w:lvlText w:val="%8."/>
+      <w:lvlJc w:val="left"/>
+      <w:pPr>
+        <w:ind w:left="5760" w:hanging="360"/>
+      </w:pPr>
+    </w:lvl>
+    <w:lvl w:ilvl="8" w:tplc="0409001B" w:tentative="1">
+      <w:start w:val="1"/>
+      <w:numFmt w:val="lowerRoman"/>
+      <w:lvlText w:val="%9."/>
+      <w:lvlJc w:val="right"/>
+      <w:pPr>
+        <w:ind w:left="6480" w:hanging="180"/>
+      </w:pPr>
+    </w:lvl>
+  </w:abstractNum>
+  <w:abstractNum w:abstractNumId="100" w15:restartNumberingAfterBreak="0">
     <w:nsid w:val="3BDF0D51"/>
     <w:multiLevelType w:val="multilevel"/>
     <w:tmpl w:val="06F06DF4"/>
@@ -19348,7 +19054,7 @@
       </w:pPr>
     </w:lvl>
   </w:abstractNum>
-  <w:abstractNum w:abstractNumId="100" w15:restartNumberingAfterBreak="0">
+  <w:abstractNum w:abstractNumId="101" w15:restartNumberingAfterBreak="0">
     <w:nsid w:val="3C0A1E5D"/>
     <w:multiLevelType w:val="multilevel"/>
     <w:tmpl w:val="0EB459A2"/>
@@ -19461,7 +19167,7 @@
       </w:pPr>
     </w:lvl>
   </w:abstractNum>
-  <w:abstractNum w:abstractNumId="101" w15:restartNumberingAfterBreak="0">
+  <w:abstractNum w:abstractNumId="102" w15:restartNumberingAfterBreak="0">
     <w:nsid w:val="3C361F36"/>
     <w:multiLevelType w:val="multilevel"/>
     <w:tmpl w:val="3B545BF2"/>
@@ -19610,7 +19316,7 @@
       </w:rPr>
     </w:lvl>
   </w:abstractNum>
-  <w:abstractNum w:abstractNumId="102" w15:restartNumberingAfterBreak="0">
+  <w:abstractNum w:abstractNumId="103" w15:restartNumberingAfterBreak="0">
     <w:nsid w:val="3CE2793B"/>
     <w:multiLevelType w:val="multilevel"/>
     <w:tmpl w:val="3676D4AE"/>
@@ -19723,7 +19429,7 @@
       </w:pPr>
     </w:lvl>
   </w:abstractNum>
-  <w:abstractNum w:abstractNumId="103" w15:restartNumberingAfterBreak="0">
+  <w:abstractNum w:abstractNumId="104" w15:restartNumberingAfterBreak="0">
     <w:nsid w:val="3CF24B9F"/>
     <w:multiLevelType w:val="multilevel"/>
     <w:tmpl w:val="8E4C7E80"/>
@@ -19836,7 +19542,7 @@
       </w:pPr>
     </w:lvl>
   </w:abstractNum>
-  <w:abstractNum w:abstractNumId="104" w15:restartNumberingAfterBreak="0">
+  <w:abstractNum w:abstractNumId="105" w15:restartNumberingAfterBreak="0">
     <w:nsid w:val="3D756792"/>
     <w:multiLevelType w:val="multilevel"/>
     <w:tmpl w:val="57F6F3DE"/>
@@ -19949,7 +19655,7 @@
       </w:pPr>
     </w:lvl>
   </w:abstractNum>
-  <w:abstractNum w:abstractNumId="105" w15:restartNumberingAfterBreak="0">
+  <w:abstractNum w:abstractNumId="106" w15:restartNumberingAfterBreak="0">
     <w:nsid w:val="3F2F21B1"/>
     <w:multiLevelType w:val="multilevel"/>
     <w:tmpl w:val="9C341AB0"/>
@@ -20098,7 +19804,7 @@
       </w:rPr>
     </w:lvl>
   </w:abstractNum>
-  <w:abstractNum w:abstractNumId="106" w15:restartNumberingAfterBreak="0">
+  <w:abstractNum w:abstractNumId="107" w15:restartNumberingAfterBreak="0">
     <w:nsid w:val="40BB018D"/>
     <w:multiLevelType w:val="multilevel"/>
     <w:tmpl w:val="7C2AEA16"/>
@@ -20247,7 +19953,7 @@
       </w:rPr>
     </w:lvl>
   </w:abstractNum>
-  <w:abstractNum w:abstractNumId="107" w15:restartNumberingAfterBreak="0">
+  <w:abstractNum w:abstractNumId="108" w15:restartNumberingAfterBreak="0">
     <w:nsid w:val="41510BE9"/>
     <w:multiLevelType w:val="multilevel"/>
     <w:tmpl w:val="2D348F06"/>
@@ -20360,7 +20066,7 @@
       </w:pPr>
     </w:lvl>
   </w:abstractNum>
-  <w:abstractNum w:abstractNumId="108" w15:restartNumberingAfterBreak="0">
+  <w:abstractNum w:abstractNumId="109" w15:restartNumberingAfterBreak="0">
     <w:nsid w:val="41687B7B"/>
     <w:multiLevelType w:val="multilevel"/>
     <w:tmpl w:val="E11EBE52"/>
@@ -20509,7 +20215,7 @@
       </w:rPr>
     </w:lvl>
   </w:abstractNum>
-  <w:abstractNum w:abstractNumId="109" w15:restartNumberingAfterBreak="0">
+  <w:abstractNum w:abstractNumId="110" w15:restartNumberingAfterBreak="0">
     <w:nsid w:val="41CD0471"/>
     <w:multiLevelType w:val="multilevel"/>
     <w:tmpl w:val="42E80B30"/>
@@ -20622,7 +20328,7 @@
       </w:pPr>
     </w:lvl>
   </w:abstractNum>
-  <w:abstractNum w:abstractNumId="110" w15:restartNumberingAfterBreak="0">
+  <w:abstractNum w:abstractNumId="111" w15:restartNumberingAfterBreak="0">
     <w:nsid w:val="4207415A"/>
     <w:multiLevelType w:val="multilevel"/>
     <w:tmpl w:val="B4047DEC"/>
@@ -20771,7 +20477,7 @@
       </w:rPr>
     </w:lvl>
   </w:abstractNum>
-  <w:abstractNum w:abstractNumId="111" w15:restartNumberingAfterBreak="0">
+  <w:abstractNum w:abstractNumId="112" w15:restartNumberingAfterBreak="0">
     <w:nsid w:val="44484481"/>
     <w:multiLevelType w:val="multilevel"/>
     <w:tmpl w:val="D7EAC07C"/>
@@ -20884,7 +20590,7 @@
       </w:pPr>
     </w:lvl>
   </w:abstractNum>
-  <w:abstractNum w:abstractNumId="112" w15:restartNumberingAfterBreak="0">
+  <w:abstractNum w:abstractNumId="113" w15:restartNumberingAfterBreak="0">
     <w:nsid w:val="446D3CD9"/>
     <w:multiLevelType w:val="multilevel"/>
     <w:tmpl w:val="1B028650"/>
@@ -20997,7 +20703,7 @@
       </w:pPr>
     </w:lvl>
   </w:abstractNum>
-  <w:abstractNum w:abstractNumId="113" w15:restartNumberingAfterBreak="0">
+  <w:abstractNum w:abstractNumId="114" w15:restartNumberingAfterBreak="0">
     <w:nsid w:val="45157304"/>
     <w:multiLevelType w:val="multilevel"/>
     <w:tmpl w:val="6A804FC2"/>
@@ -21110,7 +20816,7 @@
       </w:pPr>
     </w:lvl>
   </w:abstractNum>
-  <w:abstractNum w:abstractNumId="114" w15:restartNumberingAfterBreak="0">
+  <w:abstractNum w:abstractNumId="115" w15:restartNumberingAfterBreak="0">
     <w:nsid w:val="452843CF"/>
     <w:multiLevelType w:val="multilevel"/>
     <w:tmpl w:val="442E1848"/>
@@ -21223,7 +20929,7 @@
       </w:pPr>
     </w:lvl>
   </w:abstractNum>
-  <w:abstractNum w:abstractNumId="115" w15:restartNumberingAfterBreak="0">
+  <w:abstractNum w:abstractNumId="116" w15:restartNumberingAfterBreak="0">
     <w:nsid w:val="45563AFD"/>
     <w:multiLevelType w:val="multilevel"/>
     <w:tmpl w:val="8170155C"/>
@@ -21372,7 +21078,7 @@
       </w:rPr>
     </w:lvl>
   </w:abstractNum>
-  <w:abstractNum w:abstractNumId="116" w15:restartNumberingAfterBreak="0">
+  <w:abstractNum w:abstractNumId="117" w15:restartNumberingAfterBreak="0">
     <w:nsid w:val="455C2F8C"/>
     <w:multiLevelType w:val="multilevel"/>
     <w:tmpl w:val="A038F232"/>
@@ -21485,7 +21191,7 @@
       </w:pPr>
     </w:lvl>
   </w:abstractNum>
-  <w:abstractNum w:abstractNumId="117" w15:restartNumberingAfterBreak="0">
+  <w:abstractNum w:abstractNumId="118" w15:restartNumberingAfterBreak="0">
     <w:nsid w:val="47182CA1"/>
     <w:multiLevelType w:val="multilevel"/>
     <w:tmpl w:val="B45CD626"/>
@@ -21598,7 +21304,7 @@
       </w:pPr>
     </w:lvl>
   </w:abstractNum>
-  <w:abstractNum w:abstractNumId="118" w15:restartNumberingAfterBreak="0">
+  <w:abstractNum w:abstractNumId="119" w15:restartNumberingAfterBreak="0">
     <w:nsid w:val="474B403C"/>
     <w:multiLevelType w:val="multilevel"/>
     <w:tmpl w:val="0650A70C"/>
@@ -21711,7 +21417,7 @@
       </w:pPr>
     </w:lvl>
   </w:abstractNum>
-  <w:abstractNum w:abstractNumId="119" w15:restartNumberingAfterBreak="0">
+  <w:abstractNum w:abstractNumId="120" w15:restartNumberingAfterBreak="0">
     <w:nsid w:val="477D58C5"/>
     <w:multiLevelType w:val="hybridMultilevel"/>
     <w:tmpl w:val="1A48A1FC"/>
@@ -21823,7 +21529,7 @@
       </w:rPr>
     </w:lvl>
   </w:abstractNum>
-  <w:abstractNum w:abstractNumId="120" w15:restartNumberingAfterBreak="0">
+  <w:abstractNum w:abstractNumId="121" w15:restartNumberingAfterBreak="0">
     <w:nsid w:val="47E01656"/>
     <w:multiLevelType w:val="multilevel"/>
     <w:tmpl w:val="0B0C0CB6"/>
@@ -21972,7 +21678,7 @@
       </w:rPr>
     </w:lvl>
   </w:abstractNum>
-  <w:abstractNum w:abstractNumId="121" w15:restartNumberingAfterBreak="0">
+  <w:abstractNum w:abstractNumId="122" w15:restartNumberingAfterBreak="0">
     <w:nsid w:val="487F7267"/>
     <w:multiLevelType w:val="hybridMultilevel"/>
     <w:tmpl w:val="4BEADBF8"/>
@@ -22061,7 +21767,7 @@
       </w:pPr>
     </w:lvl>
   </w:abstractNum>
-  <w:abstractNum w:abstractNumId="122" w15:restartNumberingAfterBreak="0">
+  <w:abstractNum w:abstractNumId="123" w15:restartNumberingAfterBreak="0">
     <w:nsid w:val="488151EF"/>
     <w:multiLevelType w:val="multilevel"/>
     <w:tmpl w:val="0B922068"/>
@@ -22174,7 +21880,7 @@
       </w:pPr>
     </w:lvl>
   </w:abstractNum>
-  <w:abstractNum w:abstractNumId="123" w15:restartNumberingAfterBreak="0">
+  <w:abstractNum w:abstractNumId="124" w15:restartNumberingAfterBreak="0">
     <w:nsid w:val="491B5420"/>
     <w:multiLevelType w:val="multilevel"/>
     <w:tmpl w:val="329280E6"/>
@@ -22287,7 +21993,7 @@
       </w:pPr>
     </w:lvl>
   </w:abstractNum>
-  <w:abstractNum w:abstractNumId="124" w15:restartNumberingAfterBreak="0">
+  <w:abstractNum w:abstractNumId="125" w15:restartNumberingAfterBreak="0">
     <w:nsid w:val="49905A34"/>
     <w:multiLevelType w:val="multilevel"/>
     <w:tmpl w:val="7C368DD2"/>
@@ -22436,7 +22142,7 @@
       </w:rPr>
     </w:lvl>
   </w:abstractNum>
-  <w:abstractNum w:abstractNumId="125" w15:restartNumberingAfterBreak="0">
+  <w:abstractNum w:abstractNumId="126" w15:restartNumberingAfterBreak="0">
     <w:nsid w:val="49D819BC"/>
     <w:multiLevelType w:val="hybridMultilevel"/>
     <w:tmpl w:val="A9B0659E"/>
@@ -22525,7 +22231,7 @@
       </w:pPr>
     </w:lvl>
   </w:abstractNum>
-  <w:abstractNum w:abstractNumId="126" w15:restartNumberingAfterBreak="0">
+  <w:abstractNum w:abstractNumId="127" w15:restartNumberingAfterBreak="0">
     <w:nsid w:val="4A4F6B6B"/>
     <w:multiLevelType w:val="multilevel"/>
     <w:tmpl w:val="C338B990"/>
@@ -22638,7 +22344,7 @@
       </w:rPr>
     </w:lvl>
   </w:abstractNum>
-  <w:abstractNum w:abstractNumId="127" w15:restartNumberingAfterBreak="0">
+  <w:abstractNum w:abstractNumId="128" w15:restartNumberingAfterBreak="0">
     <w:nsid w:val="4BC20756"/>
     <w:multiLevelType w:val="multilevel"/>
     <w:tmpl w:val="2BE0B61C"/>
@@ -22751,7 +22457,7 @@
       </w:pPr>
     </w:lvl>
   </w:abstractNum>
-  <w:abstractNum w:abstractNumId="128" w15:restartNumberingAfterBreak="0">
+  <w:abstractNum w:abstractNumId="129" w15:restartNumberingAfterBreak="0">
     <w:nsid w:val="4C621B01"/>
     <w:multiLevelType w:val="hybridMultilevel"/>
     <w:tmpl w:val="3B00FA3C"/>
@@ -22864,7 +22570,7 @@
       </w:rPr>
     </w:lvl>
   </w:abstractNum>
-  <w:abstractNum w:abstractNumId="129" w15:restartNumberingAfterBreak="0">
+  <w:abstractNum w:abstractNumId="130" w15:restartNumberingAfterBreak="0">
     <w:nsid w:val="4C702351"/>
     <w:multiLevelType w:val="multilevel"/>
     <w:tmpl w:val="0B08A386"/>
@@ -22977,7 +22683,7 @@
       </w:pPr>
     </w:lvl>
   </w:abstractNum>
-  <w:abstractNum w:abstractNumId="130" w15:restartNumberingAfterBreak="0">
+  <w:abstractNum w:abstractNumId="131" w15:restartNumberingAfterBreak="0">
     <w:nsid w:val="4CB50E66"/>
     <w:multiLevelType w:val="multilevel"/>
     <w:tmpl w:val="3D3A34FE"/>
@@ -23090,7 +22796,7 @@
       </w:pPr>
     </w:lvl>
   </w:abstractNum>
-  <w:abstractNum w:abstractNumId="131" w15:restartNumberingAfterBreak="0">
+  <w:abstractNum w:abstractNumId="132" w15:restartNumberingAfterBreak="0">
     <w:nsid w:val="4CF76295"/>
     <w:multiLevelType w:val="multilevel"/>
     <w:tmpl w:val="736EA9FE"/>
@@ -23203,7 +22909,7 @@
       </w:pPr>
     </w:lvl>
   </w:abstractNum>
-  <w:abstractNum w:abstractNumId="132" w15:restartNumberingAfterBreak="0">
+  <w:abstractNum w:abstractNumId="133" w15:restartNumberingAfterBreak="0">
     <w:nsid w:val="4E1F4B10"/>
     <w:multiLevelType w:val="multilevel"/>
     <w:tmpl w:val="B53400D4"/>
@@ -23316,7 +23022,7 @@
       </w:pPr>
     </w:lvl>
   </w:abstractNum>
-  <w:abstractNum w:abstractNumId="133" w15:restartNumberingAfterBreak="0">
+  <w:abstractNum w:abstractNumId="134" w15:restartNumberingAfterBreak="0">
     <w:nsid w:val="4E3E5BB2"/>
     <w:multiLevelType w:val="multilevel"/>
     <w:tmpl w:val="FBFA2798"/>
@@ -23465,7 +23171,7 @@
       </w:rPr>
     </w:lvl>
   </w:abstractNum>
-  <w:abstractNum w:abstractNumId="134" w15:restartNumberingAfterBreak="0">
+  <w:abstractNum w:abstractNumId="135" w15:restartNumberingAfterBreak="0">
     <w:nsid w:val="4E8D331B"/>
     <w:multiLevelType w:val="multilevel"/>
     <w:tmpl w:val="B6184060"/>
@@ -23578,7 +23284,7 @@
       </w:pPr>
     </w:lvl>
   </w:abstractNum>
-  <w:abstractNum w:abstractNumId="135" w15:restartNumberingAfterBreak="0">
+  <w:abstractNum w:abstractNumId="136" w15:restartNumberingAfterBreak="0">
     <w:nsid w:val="4EE900BB"/>
     <w:multiLevelType w:val="multilevel"/>
     <w:tmpl w:val="8DCA2738"/>
@@ -23727,7 +23433,7 @@
       </w:rPr>
     </w:lvl>
   </w:abstractNum>
-  <w:abstractNum w:abstractNumId="136" w15:restartNumberingAfterBreak="0">
+  <w:abstractNum w:abstractNumId="137" w15:restartNumberingAfterBreak="0">
     <w:nsid w:val="5047776E"/>
     <w:multiLevelType w:val="hybridMultilevel"/>
     <w:tmpl w:val="FF063E4C"/>
@@ -23840,7 +23546,7 @@
       </w:rPr>
     </w:lvl>
   </w:abstractNum>
-  <w:abstractNum w:abstractNumId="137" w15:restartNumberingAfterBreak="0">
+  <w:abstractNum w:abstractNumId="138" w15:restartNumberingAfterBreak="0">
     <w:nsid w:val="50661AEC"/>
     <w:multiLevelType w:val="multilevel"/>
     <w:tmpl w:val="F094E3A2"/>
@@ -23953,7 +23659,7 @@
       </w:rPr>
     </w:lvl>
   </w:abstractNum>
-  <w:abstractNum w:abstractNumId="138" w15:restartNumberingAfterBreak="0">
+  <w:abstractNum w:abstractNumId="139" w15:restartNumberingAfterBreak="0">
     <w:nsid w:val="514B7594"/>
     <w:multiLevelType w:val="multilevel"/>
     <w:tmpl w:val="6164B672"/>
@@ -24071,7 +23777,7 @@
       </w:rPr>
     </w:lvl>
   </w:abstractNum>
-  <w:abstractNum w:abstractNumId="139" w15:restartNumberingAfterBreak="0">
+  <w:abstractNum w:abstractNumId="140" w15:restartNumberingAfterBreak="0">
     <w:nsid w:val="514E713D"/>
     <w:multiLevelType w:val="multilevel"/>
     <w:tmpl w:val="FA262594"/>
@@ -24184,7 +23890,7 @@
       </w:pPr>
     </w:lvl>
   </w:abstractNum>
-  <w:abstractNum w:abstractNumId="140" w15:restartNumberingAfterBreak="0">
+  <w:abstractNum w:abstractNumId="141" w15:restartNumberingAfterBreak="0">
     <w:nsid w:val="51CB1A72"/>
     <w:multiLevelType w:val="multilevel"/>
     <w:tmpl w:val="8ACE80D2"/>
@@ -24297,7 +24003,7 @@
       </w:pPr>
     </w:lvl>
   </w:abstractNum>
-  <w:abstractNum w:abstractNumId="141" w15:restartNumberingAfterBreak="0">
+  <w:abstractNum w:abstractNumId="142" w15:restartNumberingAfterBreak="0">
     <w:nsid w:val="51FD29A1"/>
     <w:multiLevelType w:val="multilevel"/>
     <w:tmpl w:val="8DEE4B88"/>
@@ -24410,7 +24116,7 @@
       </w:rPr>
     </w:lvl>
   </w:abstractNum>
-  <w:abstractNum w:abstractNumId="142" w15:restartNumberingAfterBreak="0">
+  <w:abstractNum w:abstractNumId="143" w15:restartNumberingAfterBreak="0">
     <w:nsid w:val="536F0B0F"/>
     <w:multiLevelType w:val="multilevel"/>
     <w:tmpl w:val="04021DDE"/>
@@ -24523,7 +24229,7 @@
       </w:pPr>
     </w:lvl>
   </w:abstractNum>
-  <w:abstractNum w:abstractNumId="143" w15:restartNumberingAfterBreak="0">
+  <w:abstractNum w:abstractNumId="144" w15:restartNumberingAfterBreak="0">
     <w:nsid w:val="53D83B4C"/>
     <w:multiLevelType w:val="multilevel"/>
     <w:tmpl w:val="0A70C59C"/>
@@ -24636,7 +24342,7 @@
       </w:pPr>
     </w:lvl>
   </w:abstractNum>
-  <w:abstractNum w:abstractNumId="144" w15:restartNumberingAfterBreak="0">
+  <w:abstractNum w:abstractNumId="145" w15:restartNumberingAfterBreak="0">
     <w:nsid w:val="556B3F7E"/>
     <w:multiLevelType w:val="multilevel"/>
     <w:tmpl w:val="F7D40E5C"/>
@@ -24749,7 +24455,7 @@
       </w:pPr>
     </w:lvl>
   </w:abstractNum>
-  <w:abstractNum w:abstractNumId="145" w15:restartNumberingAfterBreak="0">
+  <w:abstractNum w:abstractNumId="146" w15:restartNumberingAfterBreak="0">
     <w:nsid w:val="55916465"/>
     <w:multiLevelType w:val="multilevel"/>
     <w:tmpl w:val="682AA01C"/>
@@ -24862,7 +24568,7 @@
       </w:rPr>
     </w:lvl>
   </w:abstractNum>
-  <w:abstractNum w:abstractNumId="146" w15:restartNumberingAfterBreak="0">
+  <w:abstractNum w:abstractNumId="147" w15:restartNumberingAfterBreak="0">
     <w:nsid w:val="55DA53C0"/>
     <w:multiLevelType w:val="hybridMultilevel"/>
     <w:tmpl w:val="8E04A9C4"/>
@@ -24974,7 +24680,7 @@
       </w:rPr>
     </w:lvl>
   </w:abstractNum>
-  <w:abstractNum w:abstractNumId="147" w15:restartNumberingAfterBreak="0">
+  <w:abstractNum w:abstractNumId="148" w15:restartNumberingAfterBreak="0">
     <w:nsid w:val="55E742D1"/>
     <w:multiLevelType w:val="multilevel"/>
     <w:tmpl w:val="1C125792"/>
@@ -25123,7 +24829,7 @@
       </w:rPr>
     </w:lvl>
   </w:abstractNum>
-  <w:abstractNum w:abstractNumId="148" w15:restartNumberingAfterBreak="0">
+  <w:abstractNum w:abstractNumId="149" w15:restartNumberingAfterBreak="0">
     <w:nsid w:val="55F55C93"/>
     <w:multiLevelType w:val="multilevel"/>
     <w:tmpl w:val="73200790"/>
@@ -25272,7 +24978,7 @@
       </w:rPr>
     </w:lvl>
   </w:abstractNum>
-  <w:abstractNum w:abstractNumId="149" w15:restartNumberingAfterBreak="0">
+  <w:abstractNum w:abstractNumId="150" w15:restartNumberingAfterBreak="0">
     <w:nsid w:val="566B1D6B"/>
     <w:multiLevelType w:val="multilevel"/>
     <w:tmpl w:val="9438AE3A"/>
@@ -25385,7 +25091,7 @@
       </w:pPr>
     </w:lvl>
   </w:abstractNum>
-  <w:abstractNum w:abstractNumId="150" w15:restartNumberingAfterBreak="0">
+  <w:abstractNum w:abstractNumId="151" w15:restartNumberingAfterBreak="0">
     <w:nsid w:val="57150FC6"/>
     <w:multiLevelType w:val="multilevel"/>
     <w:tmpl w:val="A7806C08"/>
@@ -25498,7 +25204,7 @@
       </w:pPr>
     </w:lvl>
   </w:abstractNum>
-  <w:abstractNum w:abstractNumId="151" w15:restartNumberingAfterBreak="0">
+  <w:abstractNum w:abstractNumId="152" w15:restartNumberingAfterBreak="0">
     <w:nsid w:val="57395F68"/>
     <w:multiLevelType w:val="multilevel"/>
     <w:tmpl w:val="D552362E"/>
@@ -25611,7 +25317,7 @@
       </w:pPr>
     </w:lvl>
   </w:abstractNum>
-  <w:abstractNum w:abstractNumId="152" w15:restartNumberingAfterBreak="0">
+  <w:abstractNum w:abstractNumId="153" w15:restartNumberingAfterBreak="0">
     <w:nsid w:val="5777469B"/>
     <w:multiLevelType w:val="multilevel"/>
     <w:tmpl w:val="B3AC6638"/>
@@ -25724,7 +25430,7 @@
       </w:pPr>
     </w:lvl>
   </w:abstractNum>
-  <w:abstractNum w:abstractNumId="153" w15:restartNumberingAfterBreak="0">
+  <w:abstractNum w:abstractNumId="154" w15:restartNumberingAfterBreak="0">
     <w:nsid w:val="583D557A"/>
     <w:multiLevelType w:val="multilevel"/>
     <w:tmpl w:val="F09C362E"/>
@@ -25873,7 +25579,7 @@
       </w:rPr>
     </w:lvl>
   </w:abstractNum>
-  <w:abstractNum w:abstractNumId="154" w15:restartNumberingAfterBreak="0">
+  <w:abstractNum w:abstractNumId="155" w15:restartNumberingAfterBreak="0">
     <w:nsid w:val="58A037A9"/>
     <w:multiLevelType w:val="multilevel"/>
     <w:tmpl w:val="13D093A2"/>
@@ -26022,7 +25728,7 @@
       </w:rPr>
     </w:lvl>
   </w:abstractNum>
-  <w:abstractNum w:abstractNumId="155" w15:restartNumberingAfterBreak="0">
+  <w:abstractNum w:abstractNumId="156" w15:restartNumberingAfterBreak="0">
     <w:nsid w:val="598A4206"/>
     <w:multiLevelType w:val="multilevel"/>
     <w:tmpl w:val="544440C6"/>
@@ -26135,7 +25841,7 @@
       </w:pPr>
     </w:lvl>
   </w:abstractNum>
-  <w:abstractNum w:abstractNumId="156" w15:restartNumberingAfterBreak="0">
+  <w:abstractNum w:abstractNumId="157" w15:restartNumberingAfterBreak="0">
     <w:nsid w:val="598B705B"/>
     <w:multiLevelType w:val="multilevel"/>
     <w:tmpl w:val="21FC13E0"/>
@@ -26248,7 +25954,93 @@
       </w:pPr>
     </w:lvl>
   </w:abstractNum>
-  <w:abstractNum w:abstractNumId="157" w15:restartNumberingAfterBreak="0">
+  <w:abstractNum w:abstractNumId="158" w15:restartNumberingAfterBreak="0">
+    <w:nsid w:val="5B2A2EF0"/>
+    <w:multiLevelType w:val="hybridMultilevel"/>
+    <w:tmpl w:val="1F58FA14"/>
+    <w:lvl w:ilvl="0" w:tplc="0409000F">
+      <w:start w:val="1"/>
+      <w:numFmt w:val="decimal"/>
+      <w:lvlText w:val="%1."/>
+      <w:lvlJc w:val="left"/>
+      <w:pPr>
+        <w:ind w:left="720" w:hanging="360"/>
+      </w:pPr>
+    </w:lvl>
+    <w:lvl w:ilvl="1" w:tplc="04090019" w:tentative="1">
+      <w:start w:val="1"/>
+      <w:numFmt w:val="lowerLetter"/>
+      <w:lvlText w:val="%2."/>
+      <w:lvlJc w:val="left"/>
+      <w:pPr>
+        <w:ind w:left="1440" w:hanging="360"/>
+      </w:pPr>
+    </w:lvl>
+    <w:lvl w:ilvl="2" w:tplc="0409001B" w:tentative="1">
+      <w:start w:val="1"/>
+      <w:numFmt w:val="lowerRoman"/>
+      <w:lvlText w:val="%3."/>
+      <w:lvlJc w:val="right"/>
+      <w:pPr>
+        <w:ind w:left="2160" w:hanging="180"/>
+      </w:pPr>
+    </w:lvl>
+    <w:lvl w:ilvl="3" w:tplc="0409000F" w:tentative="1">
+      <w:start w:val="1"/>
+      <w:numFmt w:val="decimal"/>
+      <w:lvlText w:val="%4."/>
+      <w:lvlJc w:val="left"/>
+      <w:pPr>
+        <w:ind w:left="2880" w:hanging="360"/>
+      </w:pPr>
+    </w:lvl>
+    <w:lvl w:ilvl="4" w:tplc="04090019" w:tentative="1">
+      <w:start w:val="1"/>
+      <w:numFmt w:val="lowerLetter"/>
+      <w:lvlText w:val="%5."/>
+      <w:lvlJc w:val="left"/>
+      <w:pPr>
+        <w:ind w:left="3600" w:hanging="360"/>
+      </w:pPr>
+    </w:lvl>
+    <w:lvl w:ilvl="5" w:tplc="0409001B" w:tentative="1">
+      <w:start w:val="1"/>
+      <w:numFmt w:val="lowerRoman"/>
+      <w:lvlText w:val="%6."/>
+      <w:lvlJc w:val="right"/>
+      <w:pPr>
+        <w:ind w:left="4320" w:hanging="180"/>
+      </w:pPr>
+    </w:lvl>
+    <w:lvl w:ilvl="6" w:tplc="0409000F" w:tentative="1">
+      <w:start w:val="1"/>
+      <w:numFmt w:val="decimal"/>
+      <w:lvlText w:val="%7."/>
+      <w:lvlJc w:val="left"/>
+      <w:pPr>
+        <w:ind w:left="5040" w:hanging="360"/>
+      </w:pPr>
+    </w:lvl>
+    <w:lvl w:ilvl="7" w:tplc="04090019" w:tentative="1">
+      <w:start w:val="1"/>
+      <w:numFmt w:val="lowerLetter"/>
+      <w:lvlText w:val="%8."/>
+      <w:lvlJc w:val="left"/>
+      <w:pPr>
+        <w:ind w:left="5760" w:hanging="360"/>
+      </w:pPr>
+    </w:lvl>
+    <w:lvl w:ilvl="8" w:tplc="0409001B" w:tentative="1">
+      <w:start w:val="1"/>
+      <w:numFmt w:val="lowerRoman"/>
+      <w:lvlText w:val="%9."/>
+      <w:lvlJc w:val="right"/>
+      <w:pPr>
+        <w:ind w:left="6480" w:hanging="180"/>
+      </w:pPr>
+    </w:lvl>
+  </w:abstractNum>
+  <w:abstractNum w:abstractNumId="159" w15:restartNumberingAfterBreak="0">
     <w:nsid w:val="5B436FB3"/>
     <w:multiLevelType w:val="multilevel"/>
     <w:tmpl w:val="E9089526"/>
@@ -26361,7 +26153,7 @@
       </w:pPr>
     </w:lvl>
   </w:abstractNum>
-  <w:abstractNum w:abstractNumId="158" w15:restartNumberingAfterBreak="0">
+  <w:abstractNum w:abstractNumId="160" w15:restartNumberingAfterBreak="0">
     <w:nsid w:val="5BAF17C8"/>
     <w:multiLevelType w:val="multilevel"/>
     <w:tmpl w:val="0378838E"/>
@@ -26474,7 +26266,7 @@
       </w:pPr>
     </w:lvl>
   </w:abstractNum>
-  <w:abstractNum w:abstractNumId="159" w15:restartNumberingAfterBreak="0">
+  <w:abstractNum w:abstractNumId="161" w15:restartNumberingAfterBreak="0">
     <w:nsid w:val="5CBA0C9F"/>
     <w:multiLevelType w:val="multilevel"/>
     <w:tmpl w:val="FE886AC4"/>
@@ -26587,7 +26379,7 @@
       </w:rPr>
     </w:lvl>
   </w:abstractNum>
-  <w:abstractNum w:abstractNumId="160" w15:restartNumberingAfterBreak="0">
+  <w:abstractNum w:abstractNumId="162" w15:restartNumberingAfterBreak="0">
     <w:nsid w:val="5CE47293"/>
     <w:multiLevelType w:val="multilevel"/>
     <w:tmpl w:val="8D88349C"/>
@@ -26700,7 +26492,7 @@
       </w:pPr>
     </w:lvl>
   </w:abstractNum>
-  <w:abstractNum w:abstractNumId="161" w15:restartNumberingAfterBreak="0">
+  <w:abstractNum w:abstractNumId="163" w15:restartNumberingAfterBreak="0">
     <w:nsid w:val="5D21790D"/>
     <w:multiLevelType w:val="hybridMultilevel"/>
     <w:tmpl w:val="461875A6"/>
@@ -26813,7 +26605,7 @@
       </w:rPr>
     </w:lvl>
   </w:abstractNum>
-  <w:abstractNum w:abstractNumId="162" w15:restartNumberingAfterBreak="0">
+  <w:abstractNum w:abstractNumId="164" w15:restartNumberingAfterBreak="0">
     <w:nsid w:val="5DB07FAC"/>
     <w:multiLevelType w:val="multilevel"/>
     <w:tmpl w:val="8DEE4B88"/>
@@ -26934,7 +26726,7 @@
       </w:rPr>
     </w:lvl>
   </w:abstractNum>
-  <w:abstractNum w:abstractNumId="163" w15:restartNumberingAfterBreak="0">
+  <w:abstractNum w:abstractNumId="165" w15:restartNumberingAfterBreak="0">
     <w:nsid w:val="5DD86733"/>
     <w:multiLevelType w:val="multilevel"/>
     <w:tmpl w:val="93AEE8B8"/>
@@ -27047,7 +26839,7 @@
       </w:pPr>
     </w:lvl>
   </w:abstractNum>
-  <w:abstractNum w:abstractNumId="164" w15:restartNumberingAfterBreak="0">
+  <w:abstractNum w:abstractNumId="166" w15:restartNumberingAfterBreak="0">
     <w:nsid w:val="5E9A74A1"/>
     <w:multiLevelType w:val="multilevel"/>
     <w:tmpl w:val="2DF2FA0A"/>
@@ -27160,7 +26952,7 @@
       </w:pPr>
     </w:lvl>
   </w:abstractNum>
-  <w:abstractNum w:abstractNumId="165" w15:restartNumberingAfterBreak="0">
+  <w:abstractNum w:abstractNumId="167" w15:restartNumberingAfterBreak="0">
     <w:nsid w:val="5ED01126"/>
     <w:multiLevelType w:val="multilevel"/>
     <w:tmpl w:val="3266CD16"/>
@@ -27309,7 +27101,7 @@
       </w:rPr>
     </w:lvl>
   </w:abstractNum>
-  <w:abstractNum w:abstractNumId="166" w15:restartNumberingAfterBreak="0">
+  <w:abstractNum w:abstractNumId="168" w15:restartNumberingAfterBreak="0">
     <w:nsid w:val="613E564A"/>
     <w:multiLevelType w:val="multilevel"/>
     <w:tmpl w:val="4C40C726"/>
@@ -27458,7 +27250,7 @@
       </w:rPr>
     </w:lvl>
   </w:abstractNum>
-  <w:abstractNum w:abstractNumId="167" w15:restartNumberingAfterBreak="0">
+  <w:abstractNum w:abstractNumId="169" w15:restartNumberingAfterBreak="0">
     <w:nsid w:val="62812B9B"/>
     <w:multiLevelType w:val="multilevel"/>
     <w:tmpl w:val="4894A31C"/>
@@ -27607,7 +27399,7 @@
       </w:rPr>
     </w:lvl>
   </w:abstractNum>
-  <w:abstractNum w:abstractNumId="168" w15:restartNumberingAfterBreak="0">
+  <w:abstractNum w:abstractNumId="170" w15:restartNumberingAfterBreak="0">
     <w:nsid w:val="62D01085"/>
     <w:multiLevelType w:val="multilevel"/>
     <w:tmpl w:val="F510FDE4"/>
@@ -27720,7 +27512,7 @@
       </w:pPr>
     </w:lvl>
   </w:abstractNum>
-  <w:abstractNum w:abstractNumId="169" w15:restartNumberingAfterBreak="0">
+  <w:abstractNum w:abstractNumId="171" w15:restartNumberingAfterBreak="0">
     <w:nsid w:val="64BE2AF1"/>
     <w:multiLevelType w:val="multilevel"/>
     <w:tmpl w:val="35B61930"/>
@@ -27833,7 +27625,7 @@
       </w:pPr>
     </w:lvl>
   </w:abstractNum>
-  <w:abstractNum w:abstractNumId="170" w15:restartNumberingAfterBreak="0">
+  <w:abstractNum w:abstractNumId="172" w15:restartNumberingAfterBreak="0">
     <w:nsid w:val="664C2B81"/>
     <w:multiLevelType w:val="multilevel"/>
     <w:tmpl w:val="3C4EDFF0"/>
@@ -27946,7 +27738,7 @@
       </w:pPr>
     </w:lvl>
   </w:abstractNum>
-  <w:abstractNum w:abstractNumId="171" w15:restartNumberingAfterBreak="0">
+  <w:abstractNum w:abstractNumId="173" w15:restartNumberingAfterBreak="0">
     <w:nsid w:val="67474C20"/>
     <w:multiLevelType w:val="multilevel"/>
     <w:tmpl w:val="6B52B3F8"/>
@@ -28059,7 +27851,7 @@
       </w:pPr>
     </w:lvl>
   </w:abstractNum>
-  <w:abstractNum w:abstractNumId="172" w15:restartNumberingAfterBreak="0">
+  <w:abstractNum w:abstractNumId="174" w15:restartNumberingAfterBreak="0">
     <w:nsid w:val="69AC3009"/>
     <w:multiLevelType w:val="multilevel"/>
     <w:tmpl w:val="00FE7F98"/>
@@ -28172,7 +27964,7 @@
       </w:pPr>
     </w:lvl>
   </w:abstractNum>
-  <w:abstractNum w:abstractNumId="173" w15:restartNumberingAfterBreak="0">
+  <w:abstractNum w:abstractNumId="175" w15:restartNumberingAfterBreak="0">
     <w:nsid w:val="6BAF62B2"/>
     <w:multiLevelType w:val="hybridMultilevel"/>
     <w:tmpl w:val="D83036C0"/>
@@ -28261,7 +28053,7 @@
       </w:pPr>
     </w:lvl>
   </w:abstractNum>
-  <w:abstractNum w:abstractNumId="174" w15:restartNumberingAfterBreak="0">
+  <w:abstractNum w:abstractNumId="176" w15:restartNumberingAfterBreak="0">
     <w:nsid w:val="6E5C063C"/>
     <w:multiLevelType w:val="multilevel"/>
     <w:tmpl w:val="BC324C54"/>
@@ -28374,7 +28166,7 @@
       </w:pPr>
     </w:lvl>
   </w:abstractNum>
-  <w:abstractNum w:abstractNumId="175" w15:restartNumberingAfterBreak="0">
+  <w:abstractNum w:abstractNumId="177" w15:restartNumberingAfterBreak="0">
     <w:nsid w:val="6E760217"/>
     <w:multiLevelType w:val="multilevel"/>
     <w:tmpl w:val="D99A8450"/>
@@ -28487,7 +28279,7 @@
       </w:pPr>
     </w:lvl>
   </w:abstractNum>
-  <w:abstractNum w:abstractNumId="176" w15:restartNumberingAfterBreak="0">
+  <w:abstractNum w:abstractNumId="178" w15:restartNumberingAfterBreak="0">
     <w:nsid w:val="6EAF6E75"/>
     <w:multiLevelType w:val="multilevel"/>
     <w:tmpl w:val="A65EDAB0"/>
@@ -28600,7 +28392,7 @@
       </w:pPr>
     </w:lvl>
   </w:abstractNum>
-  <w:abstractNum w:abstractNumId="177" w15:restartNumberingAfterBreak="0">
+  <w:abstractNum w:abstractNumId="179" w15:restartNumberingAfterBreak="0">
     <w:nsid w:val="6ECB4070"/>
     <w:multiLevelType w:val="multilevel"/>
     <w:tmpl w:val="91E46C34"/>
@@ -28713,7 +28505,7 @@
       </w:pPr>
     </w:lvl>
   </w:abstractNum>
-  <w:abstractNum w:abstractNumId="178" w15:restartNumberingAfterBreak="0">
+  <w:abstractNum w:abstractNumId="180" w15:restartNumberingAfterBreak="0">
     <w:nsid w:val="6EF57E80"/>
     <w:multiLevelType w:val="multilevel"/>
     <w:tmpl w:val="99AA9606"/>
@@ -28862,7 +28654,7 @@
       </w:rPr>
     </w:lvl>
   </w:abstractNum>
-  <w:abstractNum w:abstractNumId="179" w15:restartNumberingAfterBreak="0">
+  <w:abstractNum w:abstractNumId="181" w15:restartNumberingAfterBreak="0">
     <w:nsid w:val="70676645"/>
     <w:multiLevelType w:val="multilevel"/>
     <w:tmpl w:val="85C8A7E8"/>
@@ -28975,7 +28767,7 @@
       </w:pPr>
     </w:lvl>
   </w:abstractNum>
-  <w:abstractNum w:abstractNumId="180" w15:restartNumberingAfterBreak="0">
+  <w:abstractNum w:abstractNumId="182" w15:restartNumberingAfterBreak="0">
     <w:nsid w:val="713676E5"/>
     <w:multiLevelType w:val="multilevel"/>
     <w:tmpl w:val="C2F24538"/>
@@ -29124,7 +28916,7 @@
       </w:rPr>
     </w:lvl>
   </w:abstractNum>
-  <w:abstractNum w:abstractNumId="181" w15:restartNumberingAfterBreak="0">
+  <w:abstractNum w:abstractNumId="183" w15:restartNumberingAfterBreak="0">
     <w:nsid w:val="724E6F2B"/>
     <w:multiLevelType w:val="multilevel"/>
     <w:tmpl w:val="E8D4CD40"/>
@@ -29237,7 +29029,7 @@
       </w:rPr>
     </w:lvl>
   </w:abstractNum>
-  <w:abstractNum w:abstractNumId="182" w15:restartNumberingAfterBreak="0">
+  <w:abstractNum w:abstractNumId="184" w15:restartNumberingAfterBreak="0">
     <w:nsid w:val="730314B2"/>
     <w:multiLevelType w:val="multilevel"/>
     <w:tmpl w:val="4CACBCC2"/>
@@ -29350,7 +29142,7 @@
       </w:pPr>
     </w:lvl>
   </w:abstractNum>
-  <w:abstractNum w:abstractNumId="183" w15:restartNumberingAfterBreak="0">
+  <w:abstractNum w:abstractNumId="185" w15:restartNumberingAfterBreak="0">
     <w:nsid w:val="73C801BB"/>
     <w:multiLevelType w:val="hybridMultilevel"/>
     <w:tmpl w:val="3EB400A2"/>
@@ -29439,7 +29231,7 @@
       </w:pPr>
     </w:lvl>
   </w:abstractNum>
-  <w:abstractNum w:abstractNumId="184" w15:restartNumberingAfterBreak="0">
+  <w:abstractNum w:abstractNumId="186" w15:restartNumberingAfterBreak="0">
     <w:nsid w:val="741D4076"/>
     <w:multiLevelType w:val="multilevel"/>
     <w:tmpl w:val="749C072C"/>
@@ -29552,7 +29344,7 @@
       </w:pPr>
     </w:lvl>
   </w:abstractNum>
-  <w:abstractNum w:abstractNumId="185" w15:restartNumberingAfterBreak="0">
+  <w:abstractNum w:abstractNumId="187" w15:restartNumberingAfterBreak="0">
     <w:nsid w:val="750F0C31"/>
     <w:multiLevelType w:val="multilevel"/>
     <w:tmpl w:val="EC64496C"/>
@@ -29669,7 +29461,7 @@
       </w:pPr>
     </w:lvl>
   </w:abstractNum>
-  <w:abstractNum w:abstractNumId="186" w15:restartNumberingAfterBreak="0">
+  <w:abstractNum w:abstractNumId="188" w15:restartNumberingAfterBreak="0">
     <w:nsid w:val="75A22603"/>
     <w:multiLevelType w:val="multilevel"/>
     <w:tmpl w:val="F2400A88"/>
@@ -29782,7 +29574,7 @@
       </w:pPr>
     </w:lvl>
   </w:abstractNum>
-  <w:abstractNum w:abstractNumId="187" w15:restartNumberingAfterBreak="0">
+  <w:abstractNum w:abstractNumId="189" w15:restartNumberingAfterBreak="0">
     <w:nsid w:val="76E75313"/>
     <w:multiLevelType w:val="multilevel"/>
     <w:tmpl w:val="B232DEEE"/>
@@ -29895,7 +29687,7 @@
       </w:pPr>
     </w:lvl>
   </w:abstractNum>
-  <w:abstractNum w:abstractNumId="188" w15:restartNumberingAfterBreak="0">
+  <w:abstractNum w:abstractNumId="190" w15:restartNumberingAfterBreak="0">
     <w:nsid w:val="771C43BB"/>
     <w:multiLevelType w:val="multilevel"/>
     <w:tmpl w:val="3CB20132"/>
@@ -30044,7 +29836,7 @@
       </w:rPr>
     </w:lvl>
   </w:abstractNum>
-  <w:abstractNum w:abstractNumId="189" w15:restartNumberingAfterBreak="0">
+  <w:abstractNum w:abstractNumId="191" w15:restartNumberingAfterBreak="0">
     <w:nsid w:val="77C0622F"/>
     <w:multiLevelType w:val="multilevel"/>
     <w:tmpl w:val="EB940CE8"/>
@@ -30193,7 +29985,7 @@
       </w:rPr>
     </w:lvl>
   </w:abstractNum>
-  <w:abstractNum w:abstractNumId="190" w15:restartNumberingAfterBreak="0">
+  <w:abstractNum w:abstractNumId="192" w15:restartNumberingAfterBreak="0">
     <w:nsid w:val="78565452"/>
     <w:multiLevelType w:val="multilevel"/>
     <w:tmpl w:val="2DB285AE"/>
@@ -30306,7 +30098,7 @@
       </w:pPr>
     </w:lvl>
   </w:abstractNum>
-  <w:abstractNum w:abstractNumId="191" w15:restartNumberingAfterBreak="0">
+  <w:abstractNum w:abstractNumId="193" w15:restartNumberingAfterBreak="0">
     <w:nsid w:val="791A3EDC"/>
     <w:multiLevelType w:val="multilevel"/>
     <w:tmpl w:val="845E8A54"/>
@@ -30419,7 +30211,7 @@
       </w:pPr>
     </w:lvl>
   </w:abstractNum>
-  <w:abstractNum w:abstractNumId="192" w15:restartNumberingAfterBreak="0">
+  <w:abstractNum w:abstractNumId="194" w15:restartNumberingAfterBreak="0">
     <w:nsid w:val="7A527111"/>
     <w:multiLevelType w:val="multilevel"/>
     <w:tmpl w:val="EE88701E"/>
@@ -30532,7 +30324,7 @@
       </w:pPr>
     </w:lvl>
   </w:abstractNum>
-  <w:abstractNum w:abstractNumId="193" w15:restartNumberingAfterBreak="0">
+  <w:abstractNum w:abstractNumId="195" w15:restartNumberingAfterBreak="0">
     <w:nsid w:val="7BD9117D"/>
     <w:multiLevelType w:val="multilevel"/>
     <w:tmpl w:val="347CE9F6"/>
@@ -30645,7 +30437,7 @@
       </w:pPr>
     </w:lvl>
   </w:abstractNum>
-  <w:abstractNum w:abstractNumId="194" w15:restartNumberingAfterBreak="0">
+  <w:abstractNum w:abstractNumId="196" w15:restartNumberingAfterBreak="0">
     <w:nsid w:val="7D340511"/>
     <w:multiLevelType w:val="hybridMultilevel"/>
     <w:tmpl w:val="ADC6216E"/>
@@ -30757,7 +30549,7 @@
       </w:rPr>
     </w:lvl>
   </w:abstractNum>
-  <w:abstractNum w:abstractNumId="195" w15:restartNumberingAfterBreak="0">
+  <w:abstractNum w:abstractNumId="197" w15:restartNumberingAfterBreak="0">
     <w:nsid w:val="7E5F588C"/>
     <w:multiLevelType w:val="multilevel"/>
     <w:tmpl w:val="77E6198A"/>
@@ -30870,7 +30662,7 @@
       </w:pPr>
     </w:lvl>
   </w:abstractNum>
-  <w:abstractNum w:abstractNumId="196" w15:restartNumberingAfterBreak="0">
+  <w:abstractNum w:abstractNumId="198" w15:restartNumberingAfterBreak="0">
     <w:nsid w:val="7F3C6C4B"/>
     <w:multiLevelType w:val="multilevel"/>
     <w:tmpl w:val="AFB67162"/>
@@ -30984,10 +30776,10 @@
     </w:lvl>
   </w:abstractNum>
   <w:num w:numId="1" w16cid:durableId="2079666057">
-    <w:abstractNumId w:val="138"/>
+    <w:abstractNumId w:val="139"/>
   </w:num>
   <w:num w:numId="2" w16cid:durableId="44499676">
-    <w:abstractNumId w:val="161"/>
+    <w:abstractNumId w:val="163"/>
   </w:num>
   <w:num w:numId="3" w16cid:durableId="562715963">
     <w:abstractNumId w:val="28"/>
@@ -30999,25 +30791,25 @@
     <w:abstractNumId w:val="95"/>
   </w:num>
   <w:num w:numId="6" w16cid:durableId="387844579">
-    <w:abstractNumId w:val="193"/>
+    <w:abstractNumId w:val="195"/>
   </w:num>
   <w:num w:numId="7" w16cid:durableId="1947496700">
-    <w:abstractNumId w:val="120"/>
+    <w:abstractNumId w:val="121"/>
   </w:num>
   <w:num w:numId="8" w16cid:durableId="383989676">
-    <w:abstractNumId w:val="116"/>
+    <w:abstractNumId w:val="117"/>
   </w:num>
   <w:num w:numId="9" w16cid:durableId="1025250490">
     <w:abstractNumId w:val="22"/>
   </w:num>
   <w:num w:numId="10" w16cid:durableId="1002049876">
-    <w:abstractNumId w:val="173"/>
+    <w:abstractNumId w:val="175"/>
   </w:num>
   <w:num w:numId="11" w16cid:durableId="1865173970">
     <w:abstractNumId w:val="96"/>
   </w:num>
   <w:num w:numId="12" w16cid:durableId="37753334">
-    <w:abstractNumId w:val="185"/>
+    <w:abstractNumId w:val="187"/>
   </w:num>
   <w:num w:numId="13" w16cid:durableId="953749518">
     <w:abstractNumId w:val="81"/>
@@ -31026,7 +30818,7 @@
     <w:abstractNumId w:val="66"/>
   </w:num>
   <w:num w:numId="15" w16cid:durableId="755708728">
-    <w:abstractNumId w:val="163"/>
+    <w:abstractNumId w:val="165"/>
   </w:num>
   <w:num w:numId="16" w16cid:durableId="681009152">
     <w:abstractNumId w:val="90"/>
@@ -31041,13 +30833,13 @@
     <w:abstractNumId w:val="9"/>
   </w:num>
   <w:num w:numId="20" w16cid:durableId="1224953119">
-    <w:abstractNumId w:val="111"/>
+    <w:abstractNumId w:val="112"/>
   </w:num>
   <w:num w:numId="21" w16cid:durableId="1437947255">
     <w:abstractNumId w:val="19"/>
   </w:num>
   <w:num w:numId="22" w16cid:durableId="972979259">
-    <w:abstractNumId w:val="121"/>
+    <w:abstractNumId w:val="122"/>
   </w:num>
   <w:num w:numId="23" w16cid:durableId="1103645948">
     <w:abstractNumId w:val="31"/>
@@ -31056,7 +30848,7 @@
     <w:abstractNumId w:val="23"/>
   </w:num>
   <w:num w:numId="25" w16cid:durableId="1633290545">
-    <w:abstractNumId w:val="159"/>
+    <w:abstractNumId w:val="161"/>
   </w:num>
   <w:num w:numId="26" w16cid:durableId="294721111">
     <w:abstractNumId w:val="51"/>
@@ -31071,7 +30863,7 @@
     <w:abstractNumId w:val="17"/>
   </w:num>
   <w:num w:numId="30" w16cid:durableId="1146507465">
-    <w:abstractNumId w:val="180"/>
+    <w:abstractNumId w:val="182"/>
   </w:num>
   <w:num w:numId="31" w16cid:durableId="1546285891">
     <w:abstractNumId w:val="80"/>
@@ -31083,13 +30875,13 @@
     <w:abstractNumId w:val="27"/>
   </w:num>
   <w:num w:numId="34" w16cid:durableId="1527716463">
-    <w:abstractNumId w:val="169"/>
+    <w:abstractNumId w:val="171"/>
   </w:num>
   <w:num w:numId="35" w16cid:durableId="1695885556">
-    <w:abstractNumId w:val="99"/>
+    <w:abstractNumId w:val="100"/>
   </w:num>
   <w:num w:numId="36" w16cid:durableId="919487472">
-    <w:abstractNumId w:val="109"/>
+    <w:abstractNumId w:val="110"/>
   </w:num>
   <w:num w:numId="37" w16cid:durableId="1720205145">
     <w:abstractNumId w:val="1"/>
@@ -31098,7 +30890,7 @@
     <w:abstractNumId w:val="6"/>
   </w:num>
   <w:num w:numId="39" w16cid:durableId="1002855696">
-    <w:abstractNumId w:val="166"/>
+    <w:abstractNumId w:val="168"/>
   </w:num>
   <w:num w:numId="40" w16cid:durableId="498157400">
     <w:abstractNumId w:val="87"/>
@@ -31107,13 +30899,13 @@
     <w:abstractNumId w:val="61"/>
   </w:num>
   <w:num w:numId="42" w16cid:durableId="1868785177">
-    <w:abstractNumId w:val="129"/>
+    <w:abstractNumId w:val="130"/>
   </w:num>
   <w:num w:numId="43" w16cid:durableId="1062757144">
-    <w:abstractNumId w:val="184"/>
+    <w:abstractNumId w:val="186"/>
   </w:num>
   <w:num w:numId="44" w16cid:durableId="875317794">
-    <w:abstractNumId w:val="158"/>
+    <w:abstractNumId w:val="160"/>
   </w:num>
   <w:num w:numId="45" w16cid:durableId="968165738">
     <w:abstractNumId w:val="70"/>
@@ -31125,7 +30917,7 @@
     <w:abstractNumId w:val="63"/>
   </w:num>
   <w:num w:numId="48" w16cid:durableId="944768467">
-    <w:abstractNumId w:val="180"/>
+    <w:abstractNumId w:val="182"/>
     <w:lvlOverride w:ilvl="0">
       <w:startOverride w:val="1"/>
     </w:lvlOverride>
@@ -31155,7 +30947,7 @@
     </w:lvlOverride>
   </w:num>
   <w:num w:numId="49" w16cid:durableId="609631999">
-    <w:abstractNumId w:val="136"/>
+    <w:abstractNumId w:val="137"/>
   </w:num>
   <w:num w:numId="50" w16cid:durableId="1321695938">
     <w:abstractNumId w:val="85"/>
@@ -31167,7 +30959,7 @@
     <w:abstractNumId w:val="14"/>
   </w:num>
   <w:num w:numId="53" w16cid:durableId="1694989308">
-    <w:abstractNumId w:val="178"/>
+    <w:abstractNumId w:val="180"/>
   </w:num>
   <w:num w:numId="54" w16cid:durableId="1182621662">
     <w:abstractNumId w:val="33"/>
@@ -31176,7 +30968,7 @@
     <w:abstractNumId w:val="89"/>
   </w:num>
   <w:num w:numId="56" w16cid:durableId="681009493">
-    <w:abstractNumId w:val="105"/>
+    <w:abstractNumId w:val="106"/>
   </w:num>
   <w:num w:numId="57" w16cid:durableId="1894349870">
     <w:abstractNumId w:val="8"/>
@@ -31185,34 +30977,34 @@
     <w:abstractNumId w:val="93"/>
   </w:num>
   <w:num w:numId="59" w16cid:durableId="2056730812">
-    <w:abstractNumId w:val="135"/>
+    <w:abstractNumId w:val="136"/>
   </w:num>
   <w:num w:numId="60" w16cid:durableId="64495185">
     <w:abstractNumId w:val="83"/>
   </w:num>
   <w:num w:numId="61" w16cid:durableId="1013721936">
-    <w:abstractNumId w:val="143"/>
+    <w:abstractNumId w:val="144"/>
   </w:num>
   <w:num w:numId="62" w16cid:durableId="1331911337">
-    <w:abstractNumId w:val="168"/>
+    <w:abstractNumId w:val="170"/>
   </w:num>
   <w:num w:numId="63" w16cid:durableId="1913734240">
-    <w:abstractNumId w:val="128"/>
+    <w:abstractNumId w:val="129"/>
   </w:num>
   <w:num w:numId="64" w16cid:durableId="1670869890">
     <w:abstractNumId w:val="97"/>
   </w:num>
   <w:num w:numId="65" w16cid:durableId="1258365928">
-    <w:abstractNumId w:val="145"/>
+    <w:abstractNumId w:val="146"/>
   </w:num>
   <w:num w:numId="66" w16cid:durableId="495921412">
-    <w:abstractNumId w:val="137"/>
+    <w:abstractNumId w:val="138"/>
   </w:num>
   <w:num w:numId="67" w16cid:durableId="1346327514">
     <w:abstractNumId w:val="21"/>
   </w:num>
   <w:num w:numId="68" w16cid:durableId="1088842038">
-    <w:abstractNumId w:val="119"/>
+    <w:abstractNumId w:val="120"/>
   </w:num>
   <w:num w:numId="69" w16cid:durableId="272634331">
     <w:abstractNumId w:val="52"/>
@@ -31224,7 +31016,7 @@
     <w:abstractNumId w:val="69"/>
   </w:num>
   <w:num w:numId="72" w16cid:durableId="1886402196">
-    <w:abstractNumId w:val="146"/>
+    <w:abstractNumId w:val="147"/>
   </w:num>
   <w:num w:numId="73" w16cid:durableId="1052001257">
     <w:abstractNumId w:val="82"/>
@@ -31236,7 +31028,7 @@
     <w:abstractNumId w:val="41"/>
   </w:num>
   <w:num w:numId="76" w16cid:durableId="541214390">
-    <w:abstractNumId w:val="181"/>
+    <w:abstractNumId w:val="183"/>
   </w:num>
   <w:num w:numId="77" w16cid:durableId="409929263">
     <w:abstractNumId w:val="71"/>
@@ -31254,37 +31046,37 @@
     <w:abstractNumId w:val="62"/>
   </w:num>
   <w:num w:numId="82" w16cid:durableId="368603895">
-    <w:abstractNumId w:val="132"/>
+    <w:abstractNumId w:val="133"/>
   </w:num>
   <w:num w:numId="83" w16cid:durableId="1419329596">
+    <w:abstractNumId w:val="102"/>
+  </w:num>
+  <w:num w:numId="84" w16cid:durableId="1958484292">
+    <w:abstractNumId w:val="151"/>
+  </w:num>
+  <w:num w:numId="85" w16cid:durableId="2024015699">
+    <w:abstractNumId w:val="116"/>
+  </w:num>
+  <w:num w:numId="86" w16cid:durableId="1401756267">
+    <w:abstractNumId w:val="162"/>
+  </w:num>
+  <w:num w:numId="87" w16cid:durableId="1243106569">
+    <w:abstractNumId w:val="179"/>
+  </w:num>
+  <w:num w:numId="88" w16cid:durableId="311100918">
+    <w:abstractNumId w:val="118"/>
+  </w:num>
+  <w:num w:numId="89" w16cid:durableId="352344432">
     <w:abstractNumId w:val="101"/>
   </w:num>
-  <w:num w:numId="84" w16cid:durableId="1958484292">
-    <w:abstractNumId w:val="150"/>
-  </w:num>
-  <w:num w:numId="85" w16cid:durableId="2024015699">
-    <w:abstractNumId w:val="115"/>
-  </w:num>
-  <w:num w:numId="86" w16cid:durableId="1401756267">
-    <w:abstractNumId w:val="160"/>
-  </w:num>
-  <w:num w:numId="87" w16cid:durableId="1243106569">
-    <w:abstractNumId w:val="177"/>
-  </w:num>
-  <w:num w:numId="88" w16cid:durableId="311100918">
-    <w:abstractNumId w:val="117"/>
-  </w:num>
-  <w:num w:numId="89" w16cid:durableId="352344432">
-    <w:abstractNumId w:val="100"/>
-  </w:num>
   <w:num w:numId="90" w16cid:durableId="23020553">
-    <w:abstractNumId w:val="134"/>
+    <w:abstractNumId w:val="135"/>
   </w:num>
   <w:num w:numId="91" w16cid:durableId="1644850910">
     <w:abstractNumId w:val="55"/>
   </w:num>
   <w:num w:numId="92" w16cid:durableId="770668716">
-    <w:abstractNumId w:val="123"/>
+    <w:abstractNumId w:val="124"/>
   </w:num>
   <w:num w:numId="93" w16cid:durableId="714233994">
     <w:abstractNumId w:val="2"/>
@@ -31293,49 +31085,49 @@
     <w:abstractNumId w:val="39"/>
   </w:num>
   <w:num w:numId="95" w16cid:durableId="588588984">
-    <w:abstractNumId w:val="154"/>
+    <w:abstractNumId w:val="155"/>
   </w:num>
   <w:num w:numId="96" w16cid:durableId="134878599">
-    <w:abstractNumId w:val="118"/>
+    <w:abstractNumId w:val="119"/>
   </w:num>
   <w:num w:numId="97" w16cid:durableId="2145275111">
     <w:abstractNumId w:val="91"/>
   </w:num>
   <w:num w:numId="98" w16cid:durableId="726149496">
-    <w:abstractNumId w:val="140"/>
+    <w:abstractNumId w:val="141"/>
   </w:num>
   <w:num w:numId="99" w16cid:durableId="1745682962">
-    <w:abstractNumId w:val="152"/>
+    <w:abstractNumId w:val="153"/>
   </w:num>
   <w:num w:numId="100" w16cid:durableId="1949698589">
-    <w:abstractNumId w:val="164"/>
+    <w:abstractNumId w:val="166"/>
   </w:num>
   <w:num w:numId="101" w16cid:durableId="523248254">
-    <w:abstractNumId w:val="142"/>
+    <w:abstractNumId w:val="143"/>
   </w:num>
   <w:num w:numId="102" w16cid:durableId="699429139">
-    <w:abstractNumId w:val="104"/>
+    <w:abstractNumId w:val="105"/>
   </w:num>
   <w:num w:numId="103" w16cid:durableId="544946840">
-    <w:abstractNumId w:val="155"/>
+    <w:abstractNumId w:val="156"/>
   </w:num>
   <w:num w:numId="104" w16cid:durableId="134033759">
     <w:abstractNumId w:val="5"/>
   </w:num>
   <w:num w:numId="105" w16cid:durableId="1029381455">
-    <w:abstractNumId w:val="189"/>
+    <w:abstractNumId w:val="191"/>
   </w:num>
   <w:num w:numId="106" w16cid:durableId="1078550663">
-    <w:abstractNumId w:val="126"/>
+    <w:abstractNumId w:val="127"/>
   </w:num>
   <w:num w:numId="107" w16cid:durableId="1443575717">
     <w:abstractNumId w:val="58"/>
   </w:num>
   <w:num w:numId="108" w16cid:durableId="1871409138">
-    <w:abstractNumId w:val="153"/>
+    <w:abstractNumId w:val="154"/>
   </w:num>
   <w:num w:numId="109" w16cid:durableId="951866120">
-    <w:abstractNumId w:val="165"/>
+    <w:abstractNumId w:val="167"/>
   </w:num>
   <w:num w:numId="110" w16cid:durableId="33702927">
     <w:abstractNumId w:val="44"/>
@@ -31350,7 +31142,7 @@
     <w:abstractNumId w:val="75"/>
   </w:num>
   <w:num w:numId="114" w16cid:durableId="2141998104">
-    <w:abstractNumId w:val="167"/>
+    <w:abstractNumId w:val="169"/>
   </w:num>
   <w:num w:numId="115" w16cid:durableId="1194226122">
     <w:abstractNumId w:val="59"/>
@@ -31368,37 +31160,37 @@
     <w:abstractNumId w:val="46"/>
   </w:num>
   <w:num w:numId="120" w16cid:durableId="1667899235">
-    <w:abstractNumId w:val="156"/>
+    <w:abstractNumId w:val="157"/>
   </w:num>
   <w:num w:numId="121" w16cid:durableId="259535137">
-    <w:abstractNumId w:val="139"/>
+    <w:abstractNumId w:val="140"/>
   </w:num>
   <w:num w:numId="122" w16cid:durableId="1057096199">
-    <w:abstractNumId w:val="172"/>
+    <w:abstractNumId w:val="174"/>
   </w:num>
   <w:num w:numId="123" w16cid:durableId="726729375">
-    <w:abstractNumId w:val="110"/>
+    <w:abstractNumId w:val="111"/>
   </w:num>
   <w:num w:numId="124" w16cid:durableId="600257242">
-    <w:abstractNumId w:val="125"/>
+    <w:abstractNumId w:val="126"/>
   </w:num>
   <w:num w:numId="125" w16cid:durableId="410928717">
-    <w:abstractNumId w:val="112"/>
+    <w:abstractNumId w:val="113"/>
   </w:num>
   <w:num w:numId="126" w16cid:durableId="2143842777">
     <w:abstractNumId w:val="57"/>
   </w:num>
   <w:num w:numId="127" w16cid:durableId="762410868">
-    <w:abstractNumId w:val="130"/>
+    <w:abstractNumId w:val="131"/>
   </w:num>
   <w:num w:numId="128" w16cid:durableId="2055932548">
-    <w:abstractNumId w:val="106"/>
+    <w:abstractNumId w:val="107"/>
   </w:num>
   <w:num w:numId="129" w16cid:durableId="1085884203">
     <w:abstractNumId w:val="65"/>
   </w:num>
   <w:num w:numId="130" w16cid:durableId="311251547">
-    <w:abstractNumId w:val="188"/>
+    <w:abstractNumId w:val="190"/>
   </w:num>
   <w:num w:numId="131" w16cid:durableId="1214728925">
     <w:abstractNumId w:val="77"/>
@@ -31419,10 +31211,10 @@
     <w:abstractNumId w:val="10"/>
   </w:num>
   <w:num w:numId="137" w16cid:durableId="154956505">
-    <w:abstractNumId w:val="182"/>
+    <w:abstractNumId w:val="184"/>
   </w:num>
   <w:num w:numId="138" w16cid:durableId="1675258967">
-    <w:abstractNumId w:val="171"/>
+    <w:abstractNumId w:val="173"/>
   </w:num>
   <w:num w:numId="139" w16cid:durableId="366837569">
     <w:abstractNumId w:val="11"/>
@@ -31431,40 +31223,40 @@
     <w:abstractNumId w:val="68"/>
   </w:num>
   <w:num w:numId="141" w16cid:durableId="1541242856">
-    <w:abstractNumId w:val="122"/>
+    <w:abstractNumId w:val="123"/>
   </w:num>
   <w:num w:numId="142" w16cid:durableId="274097795">
-    <w:abstractNumId w:val="113"/>
+    <w:abstractNumId w:val="114"/>
   </w:num>
   <w:num w:numId="143" w16cid:durableId="502938015">
-    <w:abstractNumId w:val="107"/>
+    <w:abstractNumId w:val="108"/>
   </w:num>
   <w:num w:numId="144" w16cid:durableId="716974720">
     <w:abstractNumId w:val="49"/>
   </w:num>
   <w:num w:numId="145" w16cid:durableId="1066681889">
-    <w:abstractNumId w:val="157"/>
+    <w:abstractNumId w:val="159"/>
   </w:num>
   <w:num w:numId="146" w16cid:durableId="1852059500">
     <w:abstractNumId w:val="25"/>
   </w:num>
   <w:num w:numId="147" w16cid:durableId="1519348987">
-    <w:abstractNumId w:val="170"/>
+    <w:abstractNumId w:val="172"/>
   </w:num>
   <w:num w:numId="148" w16cid:durableId="1221095710">
-    <w:abstractNumId w:val="102"/>
+    <w:abstractNumId w:val="103"/>
   </w:num>
   <w:num w:numId="149" w16cid:durableId="382406316">
-    <w:abstractNumId w:val="195"/>
+    <w:abstractNumId w:val="197"/>
   </w:num>
   <w:num w:numId="150" w16cid:durableId="1538857442">
-    <w:abstractNumId w:val="174"/>
+    <w:abstractNumId w:val="176"/>
   </w:num>
   <w:num w:numId="151" w16cid:durableId="1842426461">
-    <w:abstractNumId w:val="187"/>
+    <w:abstractNumId w:val="189"/>
   </w:num>
   <w:num w:numId="152" w16cid:durableId="1023284633">
-    <w:abstractNumId w:val="103"/>
+    <w:abstractNumId w:val="104"/>
   </w:num>
   <w:num w:numId="153" w16cid:durableId="220288409">
     <w:abstractNumId w:val="18"/>
@@ -31476,19 +31268,19 @@
     <w:abstractNumId w:val="72"/>
   </w:num>
   <w:num w:numId="156" w16cid:durableId="1073967730">
-    <w:abstractNumId w:val="162"/>
+    <w:abstractNumId w:val="164"/>
   </w:num>
   <w:num w:numId="157" w16cid:durableId="1998413774">
     <w:abstractNumId w:val="56"/>
   </w:num>
   <w:num w:numId="158" w16cid:durableId="234556245">
-    <w:abstractNumId w:val="179"/>
+    <w:abstractNumId w:val="181"/>
   </w:num>
   <w:num w:numId="159" w16cid:durableId="462817709">
-    <w:abstractNumId w:val="191"/>
+    <w:abstractNumId w:val="193"/>
   </w:num>
   <w:num w:numId="160" w16cid:durableId="268507467">
-    <w:abstractNumId w:val="131"/>
+    <w:abstractNumId w:val="132"/>
   </w:num>
   <w:num w:numId="161" w16cid:durableId="1411535054">
     <w:abstractNumId w:val="40"/>
@@ -31500,7 +31292,7 @@
     <w:abstractNumId w:val="37"/>
   </w:num>
   <w:num w:numId="164" w16cid:durableId="683017204">
-    <w:abstractNumId w:val="149"/>
+    <w:abstractNumId w:val="150"/>
   </w:num>
   <w:num w:numId="165" w16cid:durableId="91777553">
     <w:abstractNumId w:val="32"/>
@@ -31509,16 +31301,16 @@
     <w:abstractNumId w:val="53"/>
   </w:num>
   <w:num w:numId="167" w16cid:durableId="209270543">
-    <w:abstractNumId w:val="176"/>
+    <w:abstractNumId w:val="178"/>
   </w:num>
   <w:num w:numId="168" w16cid:durableId="2052030403">
-    <w:abstractNumId w:val="190"/>
+    <w:abstractNumId w:val="192"/>
   </w:num>
   <w:num w:numId="169" w16cid:durableId="1314331296">
-    <w:abstractNumId w:val="183"/>
+    <w:abstractNumId w:val="185"/>
   </w:num>
   <w:num w:numId="170" w16cid:durableId="499392672">
-    <w:abstractNumId w:val="144"/>
+    <w:abstractNumId w:val="145"/>
   </w:num>
   <w:num w:numId="171" w16cid:durableId="91711255">
     <w:abstractNumId w:val="13"/>
@@ -31530,7 +31322,7 @@
     <w:abstractNumId w:val="0"/>
   </w:num>
   <w:num w:numId="174" w16cid:durableId="735278072">
-    <w:abstractNumId w:val="196"/>
+    <w:abstractNumId w:val="198"/>
   </w:num>
   <w:num w:numId="175" w16cid:durableId="852064240">
     <w:abstractNumId w:val="47"/>
@@ -31545,19 +31337,19 @@
     <w:abstractNumId w:val="38"/>
   </w:num>
   <w:num w:numId="179" w16cid:durableId="174266851">
-    <w:abstractNumId w:val="124"/>
+    <w:abstractNumId w:val="125"/>
   </w:num>
   <w:num w:numId="180" w16cid:durableId="1031806014">
-    <w:abstractNumId w:val="148"/>
+    <w:abstractNumId w:val="149"/>
   </w:num>
   <w:num w:numId="181" w16cid:durableId="1930114329">
     <w:abstractNumId w:val="78"/>
   </w:num>
   <w:num w:numId="182" w16cid:durableId="1316256164">
-    <w:abstractNumId w:val="194"/>
+    <w:abstractNumId w:val="196"/>
   </w:num>
   <w:num w:numId="183" w16cid:durableId="1370449841">
-    <w:abstractNumId w:val="141"/>
+    <w:abstractNumId w:val="142"/>
   </w:num>
   <w:num w:numId="184" w16cid:durableId="94373401">
     <w:abstractNumId w:val="42"/>
@@ -31569,40 +31361,46 @@
     <w:abstractNumId w:val="24"/>
   </w:num>
   <w:num w:numId="187" w16cid:durableId="735013587">
-    <w:abstractNumId w:val="175"/>
+    <w:abstractNumId w:val="177"/>
   </w:num>
   <w:num w:numId="188" w16cid:durableId="1838694167">
     <w:abstractNumId w:val="12"/>
   </w:num>
   <w:num w:numId="189" w16cid:durableId="581913140">
-    <w:abstractNumId w:val="133"/>
+    <w:abstractNumId w:val="134"/>
   </w:num>
   <w:num w:numId="190" w16cid:durableId="711803886">
-    <w:abstractNumId w:val="186"/>
+    <w:abstractNumId w:val="188"/>
   </w:num>
   <w:num w:numId="191" w16cid:durableId="1767340525">
-    <w:abstractNumId w:val="114"/>
+    <w:abstractNumId w:val="115"/>
   </w:num>
   <w:num w:numId="192" w16cid:durableId="1724451613">
-    <w:abstractNumId w:val="192"/>
+    <w:abstractNumId w:val="194"/>
   </w:num>
   <w:num w:numId="193" w16cid:durableId="1705250611">
-    <w:abstractNumId w:val="127"/>
+    <w:abstractNumId w:val="128"/>
   </w:num>
   <w:num w:numId="194" w16cid:durableId="154535143">
-    <w:abstractNumId w:val="147"/>
+    <w:abstractNumId w:val="148"/>
   </w:num>
   <w:num w:numId="195" w16cid:durableId="1429495956">
     <w:abstractNumId w:val="30"/>
   </w:num>
   <w:num w:numId="196" w16cid:durableId="2112698774">
-    <w:abstractNumId w:val="151"/>
+    <w:abstractNumId w:val="152"/>
   </w:num>
   <w:num w:numId="197" w16cid:durableId="67852531">
-    <w:abstractNumId w:val="108"/>
+    <w:abstractNumId w:val="109"/>
   </w:num>
   <w:num w:numId="198" w16cid:durableId="347758655">
     <w:abstractNumId w:val="7"/>
+  </w:num>
+  <w:num w:numId="199" w16cid:durableId="1995910415">
+    <w:abstractNumId w:val="158"/>
+  </w:num>
+  <w:num w:numId="200" w16cid:durableId="1640694931">
+    <w:abstractNumId w:val="99"/>
   </w:num>
 </w:numbering>
 </file>
